--- a/docs/Round1_Submission_Kit.docx
+++ b/docs/Round1_Submission_Kit.docx
@@ -805,7 +805,7 @@
                 <w:i w:val="0"/>
                 <w:sz w:val="18"/>
               </w:rPr>
-              <w:t>Optional: share the published results page from its Share menu and paste its link as the prototype link (section 2.6)</w:t>
+              <w:t>Optional: paste the public results page link as the prototype link, and the code repository link if asked (section 2.6)</w:t>
             </w:r>
           </w:p>
         </w:tc>
@@ -1961,7 +1961,7 @@
           <w:b w:val="0"/>
           <w:i w:val="0"/>
         </w:rPr>
-        <w:t xml:space="preserve"> the interactive results page at https://claude.ai/artifact/MiqA2wgSu8FcHJ4e5276eZ. It shows the wait curves, the optimised day with a reason for every session, the fault re-plan and the two-machine forecast, all from the PoC on synthetic data. The page is private until shared: open its Share menu and allow anyone with the link to view it, then paste the link. To rebuild it after re-running the PoC, run </w:t>
+        <w:t xml:space="preserve"> the interactive results page at https://psraghothamrao8.github.io/RAD-SMART/, hosted on GitHub Pages and open to anyone. It shows the wait curves, the optimised day with a reason for every session, the fault re-plan and the two-machine forecast, all from the PoC on synthetic data. After re-running the PoC, run </w:t>
       </w:r>
       <w:r>
         <w:rPr>
@@ -1977,23 +1977,7 @@
           <w:b w:val="0"/>
           <w:i w:val="0"/>
         </w:rPr>
-        <w:t xml:space="preserve">, which writes </w:t>
-      </w:r>
-      <w:r>
-        <w:rPr>
-          <w:rFonts w:ascii="Consolas" w:hAnsi="Consolas"/>
-          <w:b w:val="0"/>
-          <w:i w:val="0"/>
-          <w:sz w:val="18"/>
-        </w:rPr>
-        <w:t>docs/web/rad-smart-prototype.html</w:t>
-      </w:r>
-      <w:r>
-        <w:rPr>
-          <w:b w:val="0"/>
-          <w:i w:val="0"/>
-        </w:rPr>
-        <w:t>.</w:t>
+        <w:t>, commit and push; the page updates within a few minutes.</w:t>
       </w:r>
     </w:p>
     <w:p>
@@ -2016,30 +2000,14 @@
           <w:b/>
           <w:i w:val="0"/>
         </w:rPr>
-        <w:t>Code (optional):</w:t>
+        <w:t>Code:</w:t>
       </w:r>
       <w:r>
         <w:rPr>
           <w:b w:val="0"/>
           <w:i w:val="0"/>
         </w:rPr>
-        <w:t xml:space="preserve"> a repository containing the </w:t>
-      </w:r>
-      <w:r>
-        <w:rPr>
-          <w:rFonts w:ascii="Consolas" w:hAnsi="Consolas"/>
-          <w:b w:val="0"/>
-          <w:i w:val="0"/>
-          <w:sz w:val="18"/>
-        </w:rPr>
-        <w:t>poc/</w:t>
-      </w:r>
-      <w:r>
-        <w:rPr>
-          <w:b w:val="0"/>
-          <w:i w:val="0"/>
-        </w:rPr>
-        <w:t xml:space="preserve"> folder, which is synthetic data only and safe to share. It could be on GitHub, public or shared with the organisers.</w:t>
+        <w:t xml:space="preserve"> https://github.com/psraghothamrao8/RAD-SMART (public). It holds the PoC, the documents and the page source. Everything in it is synthetic data only.</w:t>
       </w:r>
     </w:p>
     <w:p>

--- a/docs/Round1_Submission_Kit.docx
+++ b/docs/Round1_Submission_Kit.docx
@@ -1873,6 +1873,63 @@
           <w:i w:val="0"/>
         </w:rPr>
         <w:t>The link is private to its owner. Share it from the page's Share menu before anyone else, such as Dr Akshay, can open it.</w:t>
+      </w:r>
+    </w:p>
+    <w:p>
+      <w:r>
+        <w:rPr>
+          <w:b w:val="0"/>
+          <w:i w:val="0"/>
+        </w:rPr>
+        <w:t xml:space="preserve">A copy is also on GitHub: the PDF at </w:t>
+      </w:r>
+      <w:r>
+        <w:rPr>
+          <w:rFonts w:ascii="Consolas" w:hAnsi="Consolas"/>
+          <w:b w:val="0"/>
+          <w:i w:val="0"/>
+          <w:sz w:val="18"/>
+        </w:rPr>
+        <w:t>docs/deck/RAD-SMART_Pitch_Deck.pdf</w:t>
+      </w:r>
+      <w:r>
+        <w:rPr>
+          <w:b w:val="0"/>
+          <w:i w:val="0"/>
+        </w:rPr>
+        <w:t xml:space="preserve"> and a public web version at https://psraghothamrao8.github.io/RAD-SMART/deck/. After editing the deck, copy the changed slides into </w:t>
+      </w:r>
+      <w:r>
+        <w:rPr>
+          <w:rFonts w:ascii="Consolas" w:hAnsi="Consolas"/>
+          <w:b w:val="0"/>
+          <w:i w:val="0"/>
+          <w:sz w:val="18"/>
+        </w:rPr>
+        <w:t>docs/deck/src/</w:t>
+      </w:r>
+      <w:r>
+        <w:rPr>
+          <w:b w:val="0"/>
+          <w:i w:val="0"/>
+        </w:rPr>
+        <w:t xml:space="preserve"> and run </w:t>
+      </w:r>
+      <w:r>
+        <w:rPr>
+          <w:rFonts w:ascii="Consolas" w:hAnsi="Consolas"/>
+          <w:b w:val="0"/>
+          <w:i w:val="0"/>
+          <w:sz w:val="18"/>
+        </w:rPr>
+        <w:t>python tools/build_deck.py</w:t>
+      </w:r>
+      <w:r>
+        <w:rPr>
+          <w:b w:val="0"/>
+          <w:i w:val="0"/>
+        </w:rPr>
+        <w:t xml:space="preserve"> to update both.</w:t>
       </w:r>
     </w:p>
     <w:p>

--- a/docs/Round1_Submission_Kit.docx
+++ b/docs/Round1_Submission_Kit.docx
@@ -509,7 +509,7 @@
                 <w:i w:val="0"/>
                 <w:sz w:val="18"/>
               </w:rPr>
-              <w:t>Dr Akshay reviews the answers below and the open questions in the report (Appendix B)</w:t>
+              <w:t>Dr Akshay reviews the answers below, and the report's Appendix B, which now records the department's answers of 21 Sep and the few items still open</w:t>
             </w:r>
           </w:p>
         </w:tc>
@@ -1217,7 +1217,237 @@
           <w:b w:val="0"/>
           <w:i w:val="0"/>
         </w:rPr>
-        <w:t>A radiotherapy machine treats 70–90 patients a day, and most of them come every weekday for 1–7 weeks. In our department, radiation therapy technologists give out appointment times by hand, without knowing how many machine-minutes each patient needs. Too many patients are told to come at the same time and other hours sit under-used, so patients wait long and unpredictably every day of their course, often with a family member who has taken the day off. The department must also fit new starts before 5 PM, complex procedures (SBRT, SRT, TBI, CSI) while senior staff are present, a fixed blood-irradiation slot, breast boards and ABC devices shared with the CT simulator, same-day urgent palliative patients, machine faults, and soon a second machine with different capabilities (Versa HD and Halcyon). Deciding how many new patients to start each day is also subjective today.</w:t>
+        <w:t>A radiotherapy machine treats 70–90 patients a day, and most of them come every weekday for 1–7 weeks. Our Versa HD runs from 08:30 until about 01:00 in three RTT shifts, with a ceiling of 90 patients a day. Radiation therapy technologists give out appointment times by hand, without knowing how many machine-minutes each patient needs. Too many patients are told to come at the same time and other hours sit under-used, so patients wait long and unpredictably every day of their course, often with a family member who has taken the day off. The department must also:</w:t>
+      </w:r>
+    </w:p>
+    <w:p>
+      <w:pPr>
+        <w:tabs>
+          <w:tab w:pos="340" w:val="left"/>
+        </w:tabs>
+        <w:spacing w:after="40"/>
+        <w:ind w:left="340" w:hanging="255"/>
+      </w:pPr>
+      <w:r>
+        <w:rPr>
+          <w:color w:val="1C5CAB"/>
+        </w:rPr>
+        <w:t>•</w:t>
+        <w:tab/>
+      </w:r>
+      <w:r>
+        <w:rPr>
+          <w:b w:val="0"/>
+          <w:i w:val="0"/>
+        </w:rPr>
+        <w:t>finish new starts by 17:00;</w:t>
+      </w:r>
+    </w:p>
+    <w:p>
+      <w:pPr>
+        <w:tabs>
+          <w:tab w:pos="340" w:val="left"/>
+        </w:tabs>
+        <w:spacing w:after="40"/>
+        <w:ind w:left="340" w:hanging="255"/>
+      </w:pPr>
+      <w:r>
+        <w:rPr>
+          <w:color w:val="1C5CAB"/>
+        </w:rPr>
+        <w:t>•</w:t>
+        <w:tab/>
+      </w:r>
+      <w:r>
+        <w:rPr>
+          <w:b w:val="0"/>
+          <w:i w:val="0"/>
+        </w:rPr>
+        <w:t>keep complex procedures (SBRT, SRT, TBI, CSI) inside 10:00–17:00, while senior staff are present;</w:t>
+      </w:r>
+    </w:p>
+    <w:p>
+      <w:pPr>
+        <w:tabs>
+          <w:tab w:pos="340" w:val="left"/>
+        </w:tabs>
+        <w:spacing w:after="40"/>
+        <w:ind w:left="340" w:hanging="255"/>
+      </w:pPr>
+      <w:r>
+        <w:rPr>
+          <w:color w:val="1C5CAB"/>
+        </w:rPr>
+        <w:t>•</w:t>
+        <w:tab/>
+      </w:r>
+      <w:r>
+        <w:rPr>
+          <w:b w:val="0"/>
+          <w:i w:val="0"/>
+        </w:rPr>
+        <w:t>keep 13:30–14:00 for blood irradiation;</w:t>
+      </w:r>
+    </w:p>
+    <w:p>
+      <w:pPr>
+        <w:tabs>
+          <w:tab w:pos="340" w:val="left"/>
+        </w:tabs>
+        <w:spacing w:after="40"/>
+        <w:ind w:left="340" w:hanging="255"/>
+      </w:pPr>
+      <w:r>
+        <w:rPr>
+          <w:color w:val="1C5CAB"/>
+        </w:rPr>
+        <w:t>•</w:t>
+        <w:tab/>
+      </w:r>
+      <w:r>
+        <w:rPr>
+          <w:b w:val="0"/>
+          <w:i w:val="0"/>
+        </w:rPr>
+        <w:t>share one breast board and one ABC unit with the CT simulator;</w:t>
+      </w:r>
+    </w:p>
+    <w:p>
+      <w:pPr>
+        <w:tabs>
+          <w:tab w:pos="340" w:val="left"/>
+        </w:tabs>
+        <w:spacing w:after="40"/>
+        <w:ind w:left="340" w:hanging="255"/>
+      </w:pPr>
+      <w:r>
+        <w:rPr>
+          <w:color w:val="1C5CAB"/>
+        </w:rPr>
+        <w:t>•</w:t>
+        <w:tab/>
+      </w:r>
+      <w:r>
+        <w:rPr>
+          <w:b w:val="0"/>
+          <w:i w:val="0"/>
+        </w:rPr>
+        <w:t>treat MHRC patients in time for the 17:00 hospital bus;</w:t>
+      </w:r>
+    </w:p>
+    <w:p>
+      <w:pPr>
+        <w:tabs>
+          <w:tab w:pos="340" w:val="left"/>
+        </w:tabs>
+        <w:spacing w:after="40"/>
+        <w:ind w:left="340" w:hanging="255"/>
+      </w:pPr>
+      <w:r>
+        <w:rPr>
+          <w:color w:val="1C5CAB"/>
+        </w:rPr>
+        <w:t>•</w:t>
+        <w:tab/>
+      </w:r>
+      <w:r>
+        <w:rPr>
+          <w:b w:val="0"/>
+          <w:i w:val="0"/>
+        </w:rPr>
+        <w:t>get public-transport patients home by 21:00;</w:t>
+      </w:r>
+    </w:p>
+    <w:p>
+      <w:pPr>
+        <w:tabs>
+          <w:tab w:pos="340" w:val="left"/>
+        </w:tabs>
+        <w:spacing w:after="40"/>
+        <w:ind w:left="340" w:hanging="255"/>
+      </w:pPr>
+      <w:r>
+        <w:rPr>
+          <w:color w:val="1C5CAB"/>
+        </w:rPr>
+        <w:t>•</w:t>
+        <w:tab/>
+      </w:r>
+      <w:r>
+        <w:rPr>
+          <w:b w:val="0"/>
+          <w:i w:val="0"/>
+        </w:rPr>
+        <w:t>treat same-day urgent patients before 18:00;</w:t>
+      </w:r>
+    </w:p>
+    <w:p>
+      <w:pPr>
+        <w:tabs>
+          <w:tab w:pos="340" w:val="left"/>
+        </w:tabs>
+        <w:spacing w:after="40"/>
+        <w:ind w:left="340" w:hanging="255"/>
+      </w:pPr>
+      <w:r>
+        <w:rPr>
+          <w:color w:val="1C5CAB"/>
+        </w:rPr>
+        <w:t>•</w:t>
+        <w:tab/>
+      </w:r>
+      <w:r>
+        <w:rPr>
+          <w:b w:val="0"/>
+          <w:i w:val="0"/>
+        </w:rPr>
+        <w:t>run TBI courses;</w:t>
+      </w:r>
+    </w:p>
+    <w:p>
+      <w:pPr>
+        <w:tabs>
+          <w:tab w:pos="340" w:val="left"/>
+        </w:tabs>
+        <w:spacing w:after="40"/>
+        <w:ind w:left="340" w:hanging="255"/>
+      </w:pPr>
+      <w:r>
+        <w:rPr>
+          <w:color w:val="1C5CAB"/>
+        </w:rPr>
+        <w:t>•</w:t>
+        <w:tab/>
+      </w:r>
+      <w:r>
+        <w:rPr>
+          <w:b w:val="0"/>
+          <w:i w:val="0"/>
+        </w:rPr>
+        <w:t>recover from machine faults;</w:t>
+      </w:r>
+    </w:p>
+    <w:p>
+      <w:pPr>
+        <w:tabs>
+          <w:tab w:pos="340" w:val="left"/>
+        </w:tabs>
+        <w:spacing w:after="40"/>
+        <w:ind w:left="340" w:hanging="255"/>
+      </w:pPr>
+      <w:r>
+        <w:rPr>
+          <w:color w:val="1C5CAB"/>
+        </w:rPr>
+        <w:t>•</w:t>
+        <w:tab/>
+      </w:r>
+      <w:r>
+        <w:rPr>
+          <w:b w:val="0"/>
+          <w:i w:val="0"/>
+        </w:rPr>
+        <w:t>prepare for a second machine arriving in early 2027.</w:t>
       </w:r>
     </w:p>
     <w:p>
@@ -1226,7 +1456,16 @@
           <w:b w:val="0"/>
           <w:i w:val="0"/>
         </w:rPr>
-        <w:t>If we solve it, patients arrive close to their real treatment time and are told about delays before they leave home. RTTs stop juggling times by hand. Complex cases always get supervision. New starts are planned two days ahead from real machine load, and both machines are used evenly. On a synthetic 67-patient day simulated 300 times, our prototype cut the median wait from arrival to treatment from 71 to 19 minutes and the 90th-percentile wait from 227 to 52 minutes, with no extra overtime and no broken rules. The pilot target is at least a 40% lower median wait within 90 days.</w:t>
+        <w:t>Deciding how many new patients to start each day is also subjective today, and no workflow timestamps are recorded.</w:t>
+      </w:r>
+    </w:p>
+    <w:p>
+      <w:r>
+        <w:rPr>
+          <w:b w:val="0"/>
+          <w:i w:val="0"/>
+        </w:rPr>
+        <w:t>If we solve it, patients arrive close to their real treatment time and are told about delays before they leave home. RTTs stop juggling times by hand. Complex cases always get supervision. New starts are planned two days ahead from real machine load, and both machines are used evenly. Our prototype was tested under the department's own rules on a synthetic 87-patient day, simulated 300 times. It cut the median wait from arrival to treatment from 100 to 33 minutes, and the 90th-percentile wait from 173 to 62 minutes, including the 20- or 45-minute preparation time. Every hard rule held. The pilot target is at least a 40% lower median wait within 90 days.</w:t>
       </w:r>
     </w:p>
     <w:p>
@@ -1244,7 +1483,7 @@
           <w:b w:val="0"/>
           <w:i w:val="0"/>
         </w:rPr>
-        <w:t>Radiotherapy patients come daily for weeks, yet times are allocated by hand, without knowing each patient's machine-minutes. Patients wait long and unpredictably while staff juggle new starts before 5 PM, supervised complex cases, a blood-irradiation slot, shared accessories, urgent patients and machine faults. Solving it gives patients predictable times, staff a plan they can trust, and the department balanced machines. Our prototype cut the median wait from 71 to 19 minutes on synthetic data. The pilot target is at least 40% lower in 90 days.</w:t>
+        <w:t>Radiotherapy patients come daily for weeks, yet times are allocated by hand, without knowing each patient's machine-minutes. Patients wait long and unpredictably while staff juggle new starts by 17:00, supervised complex cases, the blood-irradiation slot, one breast board and one ABC unit shared with the CT simulator, the 17:00 MHRC bus, public-transport patients who must be home by 21:00, urgent patients, TBI and machine faults. Solving it gives patients predictable times, staff a plan they can trust, and the department balanced machines. Under the department's own rules, our prototype cut the median wait from 100 to 33 minutes on synthetic data. The pilot target is at least 40% lower in 90 days.</w:t>
       </w:r>
     </w:p>
     <w:p>
@@ -1305,7 +1544,7 @@
           <w:b w:val="0"/>
           <w:i w:val="0"/>
         </w:rPr>
-        <w:t xml:space="preserve"> A quantile gradient-boosting model predicts each session's machine-minutes (typical P50 and cautious P80) from operational tags: technique, fraction number, imaging, mobility and accessories. It starts from the department's average tables and learns from daily timestamps.</w:t>
+        <w:t xml:space="preserve"> A gradient-boosting model predicts each session's machine-minutes (expected and cautious P80) from operational tags: technique, fraction number, imaging, mobility and accessories. The department has no timestamps yet, so it starts from the department's own estimate table and learns once check-in and room timestamps are captured.</w:t>
       </w:r>
     </w:p>
     <w:p>
@@ -1335,7 +1574,7 @@
           <w:b w:val="0"/>
           <w:i w:val="0"/>
         </w:rPr>
-        <w:t xml:space="preserve"> A constraint-optimisation engine (OR-Tools CP-SAT; HiGHS MILP in our prototype) builds the evening-before plan for each machine. Hard rules cannot be broken: new starts before 5 PM, complex cases in the senior-staff window, the blood slot, accessory limits including CT-simulator bookings. When a delay, fault, no-show or urgent patient occurs, it re-plans the rest of the day in seconds while moving as few patients as possible.</w:t>
+        <w:t xml:space="preserve"> A constraint-optimisation engine (OR-Tools CP-SAT; HiGHS MILP in our prototype) builds the evening-before plan for each machine. Hard rules cannot be broken, and an independent checker re-verifies them. They include new starts by 17:00, complex cases in 10:00–17:00, the blood slot, MHRC slots before the 17:00 bus, public transport home by 21:00, and accessory limits including CT-simulator bookings and reservations. When a delay, fault, no-show, imaging hold or urgent patient occurs, it re-plans the rest of the day in seconds under the department's downtime rules. It treats patients already waiting first and moves as few others as possible.</w:t>
       </w:r>
     </w:p>
     <w:p>
@@ -1365,7 +1604,7 @@
           <w:b w:val="0"/>
           <w:i w:val="0"/>
         </w:rPr>
-        <w:t xml:space="preserve"> A digital twin stress-tests every plan against late arrivals, overruns and faults. It also produces a three-week load forecast and two-day-ahead advice on how many new patients each machine can take, balanced by minutes rather than head-count.</w:t>
+        <w:t xml:space="preserve"> A digital twin stress-tests every plan against late arrivals, overruns and faults. It also produces a three-week load forecast that plans around TBI courses, and two-day-ahead advice on how many new patients each machine can take, balanced by minutes rather than head-count.</w:t>
       </w:r>
     </w:p>
     <w:p>
@@ -1395,7 +1634,7 @@
           <w:b w:val="0"/>
           <w:i w:val="0"/>
         </w:rPr>
-        <w:t xml:space="preserve"> A copilot on Sarvam AI (Sarvam-105B with tool calling via LangGraph) explains every placement ("why was this patient moved?") and turns rule changes written in plain language into versioned, validated configuration. Bulbul, Saaras and Sarvam Translate send patients and caregivers their time and live updates by WhatsApp, SMS or voice call in their own language, and understand spoken "I'm running late" replies. The LLM never makes a scheduling decision.</w:t>
+        <w:t xml:space="preserve"> A copilot on Sarvam AI (Sarvam-105B with tool calling via LangGraph) explains every placement ("why was this patient moved?") and turns rule changes written in plain language into versioned, validated configuration. Bulbul, Saaras and Sarvam Translate send patients and caregivers their reporting time and live updates by WhatsApp, SMS or voice call in Kannada, Malayalam, Hindi or English, and understand spoken "I'm running late" replies. Tulu, which no Sarvam model covers yet, gets Kannada-script text with a voice note recorded by Tulu-speaking staff. The LLM never makes a scheduling decision.</w:t>
       </w:r>
     </w:p>
     <w:p>
@@ -1422,7 +1661,7 @@
           <w:b w:val="0"/>
           <w:i w:val="0"/>
         </w:rPr>
-        <w:t>An assistive scheduling layer with four parts. Machine learning predicts each session's machine-minutes. A constraint optimiser (OR-Tools / HiGHS) builds and live-repairs the plan with hard rules guaranteed. A digital twin tests plans and forecasts new-start capacity two days ahead. A Sarvam AI copilot explains decisions, edits rules from plain language and messages patients by WhatsApp, SMS or voice in their language. RTTs approve every change. It works from Excel, paper (OCR) and QR check-in, on an on-premise server.</w:t>
+        <w:t>An assistive scheduling layer with four parts. Machine learning predicts each session's machine-minutes. A constraint optimiser (OR-Tools / HiGHS) builds and live-repairs the plan with hard rules guaranteed. A digital twin tests plans and forecasts new-start capacity two days ahead. A Sarvam AI copilot explains decisions, edits rules from plain language and messages patients by WhatsApp, SMS or voice in their language, with recorded voice notes for Tulu. A senior RTT or oncologist approves every change. It works from Excel, paper (OCR) and QR check-in, on an on-premise server.</w:t>
       </w:r>
     </w:p>
     <w:p>
@@ -1474,7 +1713,7 @@
           <w:b w:val="0"/>
           <w:i w:val="0"/>
         </w:rPr>
-        <w:t xml:space="preserve"> Dr Akshay Dinesan (Manipal) wrote the problem statement from daily experience in a working radiotherapy department that runs a Versa HD and is adding a Halcyon. Dr Akshay can validate every rule and has a path to a real pilot and the RTT team who will use it.</w:t>
+        <w:t xml:space="preserve"> Dr Akshay Dinesan (Manipal) wrote the problem statement from daily experience in a working radiotherapy department that runs a Versa HD and is adding a second machine in early 2027. The department has already answered our detailed questions on its rules, from the MHRC bus to accessory reservations and downtime, and they are built into the prototype. Dr Akshay has a path to a real pilot and the RTT team who will use it.</w:t>
       </w:r>
     </w:p>
     <w:p>
@@ -1504,7 +1743,7 @@
           <w:b w:val="0"/>
           <w:i w:val="0"/>
         </w:rPr>
-        <w:t xml:space="preserve"> In the Round 1 window we built a working prototype. It generates realistic synthetic departments, predicts session durations, solves a 67-patient day to a proven optimum in 2–8 seconds, re-plans a machine fault in about 4 seconds, and forecasts new-start capacity for two machines. We tested it over 300 simulated days against a model of current practice.</w:t>
+        <w:t xml:space="preserve"> In the Round 1 window we built a working prototype. It generates realistic synthetic departments under the department's own rules. It predicts session durations and solves an 87-patient day to a proven optimum in about 20 seconds. It re-plans machine faults in 4–26 seconds under the department's downtime rules, and forecasts new-start capacity for two machines around a TBI course. We tested it over 300 simulated days against a model of current practice.</w:t>
       </w:r>
     </w:p>
     <w:p>
@@ -1582,7 +1821,7 @@
           <w:b w:val="0"/>
           <w:i w:val="0"/>
         </w:rPr>
-        <w:t>Dr Akshay Dinesan owns the problem in a working radiotherapy department (Versa HD, adding Halcyon) and can take it to a real pilot. The tech team [names] covers optimisation, machine learning, Indian-language AI and full-stack development. It has already built a working prototype that plans a 67-patient day with guaranteed rules, re-plans a machine fault in about 4 seconds, and was tested over 300 simulated days.</w:t>
+        <w:t>Dr Akshay Dinesan owns the problem in a working radiotherapy department (a Versa HD, with a second machine arriving in early 2027), has given us the department's rules, and can take it to a real pilot. The tech team [names] covers optimisation, machine learning, Indian-language AI and full-stack development. It has already built a working prototype that plans an 87-patient day under the department's rules, re-plans machine faults in seconds, and was tested over 300 simulated days.</w:t>
       </w:r>
     </w:p>
     <w:p>
@@ -1643,7 +1882,7 @@
           <w:b w:val="0"/>
           <w:i w:val="0"/>
         </w:rPr>
-        <w:t xml:space="preserve"> (for example MOSAIQ and ARIA) hold appointment calendars and record treatment times. As far as we know, they do not build a minute-level plan from predicted durations with guaranteed operational rules, re-plan live, balance a mixed-vendor fleet, or message patients in Indian languages. A department with an Elekta Versa HD and a Varian Halcyon needs a vendor-neutral layer.</w:t>
+        <w:t xml:space="preserve"> (for example MOSAIQ and ARIA) hold appointment calendars and record treatment times. As far as we know, they do not build a minute-level plan from predicted durations with guaranteed operational rules, re-plan live, balance a mixed-vendor fleet, or message patients in Indian languages. A department adding a second machine, possibly from another vendor, needs a vendor-neutral layer.</w:t>
       </w:r>
     </w:p>
     <w:p>
@@ -1988,7 +2227,7 @@
           <w:b w:val="0"/>
           <w:i w:val="0"/>
         </w:rPr>
-        <w:t>, the full research report and implementation plan (27 pages).</w:t>
+        <w:t>, the full research report and implementation plan (36 pages).</w:t>
       </w:r>
     </w:p>
     <w:p>
@@ -2018,7 +2257,7 @@
           <w:b w:val="0"/>
           <w:i w:val="0"/>
         </w:rPr>
-        <w:t xml:space="preserve"> the interactive results page at https://psraghothamrao8.github.io/RAD-SMART/, hosted on GitHub Pages and open to anyone. It shows the wait curves, the optimised day with a reason for every session, the fault re-plan and the two-machine forecast, all from the PoC on synthetic data. After re-running the PoC, run </w:t>
+        <w:t xml:space="preserve"> the interactive results page at https://psraghothamrao8.github.io/RAD-SMART/, hosted on GitHub Pages and open to anyone. It shows the wait curves, the optimised day with a reason for every session, the trade-off of holding capacity for urgent starts, both downtime re-plans and the two-machine forecast with TBI, all from the PoC on synthetic data. After re-running the PoC, run </w:t>
       </w:r>
       <w:r>
         <w:rPr>
@@ -2172,7 +2411,7 @@
       <w:tr>
         <w:tc>
           <w:tcPr>
-            <w:tcW w:type="dxa" w:w="519"/>
+            <w:tcW w:type="dxa" w:w="490"/>
             <w:shd w:val="clear" w:color="auto" w:fill="E8EFF9"/>
           </w:tcPr>
           <w:p>
@@ -2191,7 +2430,7 @@
         </w:tc>
         <w:tc>
           <w:tcPr>
-            <w:tcW w:type="dxa" w:w="2696"/>
+            <w:tcW w:type="dxa" w:w="3091"/>
             <w:shd w:val="clear" w:color="auto" w:fill="E8EFF9"/>
           </w:tcPr>
           <w:p>
@@ -2210,7 +2449,7 @@
         </w:tc>
         <w:tc>
           <w:tcPr>
-            <w:tcW w:type="dxa" w:w="3277"/>
+            <w:tcW w:type="dxa" w:w="3091"/>
             <w:shd w:val="clear" w:color="auto" w:fill="E8EFF9"/>
           </w:tcPr>
           <w:p>
@@ -2229,7 +2468,7 @@
         </w:tc>
         <w:tc>
           <w:tcPr>
-            <w:tcW w:type="dxa" w:w="3145"/>
+            <w:tcW w:type="dxa" w:w="2966"/>
             <w:shd w:val="clear" w:color="auto" w:fill="E8EFF9"/>
           </w:tcPr>
           <w:p>
@@ -2250,7 +2489,7 @@
       <w:tr>
         <w:tc>
           <w:tcPr>
-            <w:tcW w:type="dxa" w:w="519"/>
+            <w:tcW w:type="dxa" w:w="490"/>
           </w:tcPr>
           <w:p>
             <w:pPr>
@@ -2268,7 +2507,7 @@
         </w:tc>
         <w:tc>
           <w:tcPr>
-            <w:tcW w:type="dxa" w:w="2696"/>
+            <w:tcW w:type="dxa" w:w="3091"/>
           </w:tcPr>
           <w:p>
             <w:pPr>
@@ -2286,7 +2525,7 @@
         </w:tc>
         <w:tc>
           <w:tcPr>
-            <w:tcW w:type="dxa" w:w="3277"/>
+            <w:tcW w:type="dxa" w:w="3091"/>
           </w:tcPr>
           <w:p>
             <w:pPr>
@@ -2304,7 +2543,7 @@
         </w:tc>
         <w:tc>
           <w:tcPr>
-            <w:tcW w:type="dxa" w:w="3145"/>
+            <w:tcW w:type="dxa" w:w="2966"/>
           </w:tcPr>
           <w:p>
             <w:pPr>
@@ -2324,7 +2563,7 @@
       <w:tr>
         <w:tc>
           <w:tcPr>
-            <w:tcW w:type="dxa" w:w="519"/>
+            <w:tcW w:type="dxa" w:w="490"/>
           </w:tcPr>
           <w:p>
             <w:pPr>
@@ -2342,7 +2581,7 @@
         </w:tc>
         <w:tc>
           <w:tcPr>
-            <w:tcW w:type="dxa" w:w="2696"/>
+            <w:tcW w:type="dxa" w:w="3091"/>
           </w:tcPr>
           <w:p>
             <w:pPr>
@@ -2360,7 +2599,7 @@
         </w:tc>
         <w:tc>
           <w:tcPr>
-            <w:tcW w:type="dxa" w:w="3277"/>
+            <w:tcW w:type="dxa" w:w="3091"/>
           </w:tcPr>
           <w:p>
             <w:pPr>
@@ -2378,7 +2617,7 @@
         </w:tc>
         <w:tc>
           <w:tcPr>
-            <w:tcW w:type="dxa" w:w="3145"/>
+            <w:tcW w:type="dxa" w:w="2966"/>
           </w:tcPr>
           <w:p>
             <w:pPr>
@@ -2398,7 +2637,7 @@
       <w:tr>
         <w:tc>
           <w:tcPr>
-            <w:tcW w:type="dxa" w:w="519"/>
+            <w:tcW w:type="dxa" w:w="490"/>
           </w:tcPr>
           <w:p>
             <w:pPr>
@@ -2416,7 +2655,7 @@
         </w:tc>
         <w:tc>
           <w:tcPr>
-            <w:tcW w:type="dxa" w:w="2696"/>
+            <w:tcW w:type="dxa" w:w="3091"/>
           </w:tcPr>
           <w:p>
             <w:pPr>
@@ -2434,7 +2673,7 @@
         </w:tc>
         <w:tc>
           <w:tcPr>
-            <w:tcW w:type="dxa" w:w="3277"/>
+            <w:tcW w:type="dxa" w:w="3091"/>
           </w:tcPr>
           <w:p>
             <w:pPr>
@@ -2446,13 +2685,13 @@
                 <w:i w:val="0"/>
                 <w:sz w:val="18"/>
               </w:rPr>
-              <w:t>Hard rules (5 PM new starts, senior-staff window, blood slot, shared accessories) versus soft priorities (elderly, transport, inpatients)</w:t>
+              <w:t>Hard rules (new starts by 17:00, 10:00–17:00 complex window, blood slot, one breast board and one ABC, MHRC bus, public transport by 21:00, urgent by 18:00) versus soft priorities (paying patients' times, older patients, flexible patients in the evening)</w:t>
             </w:r>
           </w:p>
         </w:tc>
         <w:tc>
           <w:tcPr>
-            <w:tcW w:type="dxa" w:w="3145"/>
+            <w:tcW w:type="dxa" w:w="2966"/>
           </w:tcPr>
           <w:p>
             <w:pPr>
@@ -2472,7 +2711,7 @@
       <w:tr>
         <w:tc>
           <w:tcPr>
-            <w:tcW w:type="dxa" w:w="519"/>
+            <w:tcW w:type="dxa" w:w="490"/>
           </w:tcPr>
           <w:p>
             <w:pPr>
@@ -2490,7 +2729,7 @@
         </w:tc>
         <w:tc>
           <w:tcPr>
-            <w:tcW w:type="dxa" w:w="2696"/>
+            <w:tcW w:type="dxa" w:w="3091"/>
           </w:tcPr>
           <w:p>
             <w:pPr>
@@ -2508,7 +2747,7 @@
         </w:tc>
         <w:tc>
           <w:tcPr>
-            <w:tcW w:type="dxa" w:w="3277"/>
+            <w:tcW w:type="dxa" w:w="3091"/>
           </w:tcPr>
           <w:p>
             <w:pPr>
@@ -2526,7 +2765,7 @@
         </w:tc>
         <w:tc>
           <w:tcPr>
-            <w:tcW w:type="dxa" w:w="3145"/>
+            <w:tcW w:type="dxa" w:w="2966"/>
           </w:tcPr>
           <w:p>
             <w:pPr>
@@ -2546,7 +2785,7 @@
       <w:tr>
         <w:tc>
           <w:tcPr>
-            <w:tcW w:type="dxa" w:w="519"/>
+            <w:tcW w:type="dxa" w:w="490"/>
           </w:tcPr>
           <w:p>
             <w:pPr>
@@ -2564,7 +2803,7 @@
         </w:tc>
         <w:tc>
           <w:tcPr>
-            <w:tcW w:type="dxa" w:w="2696"/>
+            <w:tcW w:type="dxa" w:w="3091"/>
           </w:tcPr>
           <w:p>
             <w:pPr>
@@ -2582,7 +2821,7 @@
         </w:tc>
         <w:tc>
           <w:tcPr>
-            <w:tcW w:type="dxa" w:w="3277"/>
+            <w:tcW w:type="dxa" w:w="3091"/>
           </w:tcPr>
           <w:p>
             <w:pPr>
@@ -2600,7 +2839,7 @@
         </w:tc>
         <w:tc>
           <w:tcPr>
-            <w:tcW w:type="dxa" w:w="3145"/>
+            <w:tcW w:type="dxa" w:w="2966"/>
           </w:tcPr>
           <w:p>
             <w:pPr>
@@ -2620,7 +2859,7 @@
       <w:tr>
         <w:tc>
           <w:tcPr>
-            <w:tcW w:type="dxa" w:w="519"/>
+            <w:tcW w:type="dxa" w:w="490"/>
           </w:tcPr>
           <w:p>
             <w:pPr>
@@ -2638,7 +2877,7 @@
         </w:tc>
         <w:tc>
           <w:tcPr>
-            <w:tcW w:type="dxa" w:w="2696"/>
+            <w:tcW w:type="dxa" w:w="3091"/>
           </w:tcPr>
           <w:p>
             <w:pPr>
@@ -2656,7 +2895,7 @@
         </w:tc>
         <w:tc>
           <w:tcPr>
-            <w:tcW w:type="dxa" w:w="3277"/>
+            <w:tcW w:type="dxa" w:w="3091"/>
           </w:tcPr>
           <w:p>
             <w:pPr>
@@ -2674,7 +2913,7 @@
         </w:tc>
         <w:tc>
           <w:tcPr>
-            <w:tcW w:type="dxa" w:w="3145"/>
+            <w:tcW w:type="dxa" w:w="2966"/>
           </w:tcPr>
           <w:p>
             <w:pPr>
@@ -2694,7 +2933,7 @@
       <w:tr>
         <w:tc>
           <w:tcPr>
-            <w:tcW w:type="dxa" w:w="519"/>
+            <w:tcW w:type="dxa" w:w="490"/>
           </w:tcPr>
           <w:p>
             <w:pPr>
@@ -2712,7 +2951,7 @@
         </w:tc>
         <w:tc>
           <w:tcPr>
-            <w:tcW w:type="dxa" w:w="2696"/>
+            <w:tcW w:type="dxa" w:w="3091"/>
           </w:tcPr>
           <w:p>
             <w:pPr>
@@ -2730,7 +2969,7 @@
         </w:tc>
         <w:tc>
           <w:tcPr>
-            <w:tcW w:type="dxa" w:w="3277"/>
+            <w:tcW w:type="dxa" w:w="3091"/>
           </w:tcPr>
           <w:p>
             <w:pPr>
@@ -2742,13 +2981,13 @@
                 <w:i w:val="0"/>
                 <w:sz w:val="18"/>
               </w:rPr>
-              <w:t>ML for minutes; the optimiser guarantees rules; the twin tests; the Sarvam copilot explains and speaks 10+ languages</w:t>
+              <w:t>ML for minutes; the optimiser guarantees rules; the twin tests; the Sarvam copilot explains and speaks Kannada, Malayalam, Hindi and English, with recorded Tulu voice notes</w:t>
             </w:r>
           </w:p>
         </w:tc>
         <w:tc>
           <w:tcPr>
-            <w:tcW w:type="dxa" w:w="3145"/>
+            <w:tcW w:type="dxa" w:w="2966"/>
           </w:tcPr>
           <w:p>
             <w:pPr>
@@ -2768,7 +3007,7 @@
       <w:tr>
         <w:tc>
           <w:tcPr>
-            <w:tcW w:type="dxa" w:w="519"/>
+            <w:tcW w:type="dxa" w:w="490"/>
           </w:tcPr>
           <w:p>
             <w:pPr>
@@ -2786,7 +3025,7 @@
         </w:tc>
         <w:tc>
           <w:tcPr>
-            <w:tcW w:type="dxa" w:w="2696"/>
+            <w:tcW w:type="dxa" w:w="3091"/>
           </w:tcPr>
           <w:p>
             <w:pPr>
@@ -2804,7 +3043,7 @@
         </w:tc>
         <w:tc>
           <w:tcPr>
-            <w:tcW w:type="dxa" w:w="3277"/>
+            <w:tcW w:type="dxa" w:w="3091"/>
           </w:tcPr>
           <w:p>
             <w:pPr>
@@ -2816,13 +3055,13 @@
                 <w:i w:val="0"/>
                 <w:sz w:val="18"/>
               </w:rPr>
-              <w:t>67 patients, proven optimum in seconds, a reason for every placement</w:t>
+              <w:t>87 patients from 08:30 to 00:45, all 7 hard rules re-checked, a reason for every placement</w:t>
             </w:r>
           </w:p>
         </w:tc>
         <w:tc>
           <w:tcPr>
-            <w:tcW w:type="dxa" w:w="3145"/>
+            <w:tcW w:type="dxa" w:w="2966"/>
           </w:tcPr>
           <w:p>
             <w:pPr>
@@ -2851,7 +3090,7 @@
       <w:tr>
         <w:tc>
           <w:tcPr>
-            <w:tcW w:type="dxa" w:w="519"/>
+            <w:tcW w:type="dxa" w:w="490"/>
           </w:tcPr>
           <w:p>
             <w:pPr>
@@ -2869,7 +3108,7 @@
         </w:tc>
         <w:tc>
           <w:tcPr>
-            <w:tcW w:type="dxa" w:w="2696"/>
+            <w:tcW w:type="dxa" w:w="3091"/>
           </w:tcPr>
           <w:p>
             <w:pPr>
@@ -2881,13 +3120,13 @@
                 <w:i w:val="0"/>
                 <w:sz w:val="18"/>
               </w:rPr>
-              <w:t>Waits fall by about three-quarters</w:t>
+              <w:t>Waits fall by two-thirds</w:t>
             </w:r>
           </w:p>
         </w:tc>
         <w:tc>
           <w:tcPr>
-            <w:tcW w:type="dxa" w:w="3277"/>
+            <w:tcW w:type="dxa" w:w="3091"/>
           </w:tcPr>
           <w:p>
             <w:pPr>
@@ -2899,13 +3138,13 @@
                 <w:i w:val="0"/>
                 <w:sz w:val="18"/>
               </w:rPr>
-              <w:t>Median wait 71 → 19 min; 90th percentile 227 → 52 min; within ±15 min 16% → 62%; no extra overtime</w:t>
+              <w:t>Median wait 100 → 33 min; 90th percentile 173 → 62 min; within ±15 min 10% → 73%; the department chooses how much to hold for urgent starts</w:t>
             </w:r>
           </w:p>
         </w:tc>
         <w:tc>
           <w:tcPr>
-            <w:tcW w:type="dxa" w:w="3145"/>
+            <w:tcW w:type="dxa" w:w="2966"/>
           </w:tcPr>
           <w:p>
             <w:pPr>
@@ -2934,7 +3173,7 @@
       <w:tr>
         <w:tc>
           <w:tcPr>
-            <w:tcW w:type="dxa" w:w="519"/>
+            <w:tcW w:type="dxa" w:w="490"/>
           </w:tcPr>
           <w:p>
             <w:pPr>
@@ -2952,7 +3191,7 @@
         </w:tc>
         <w:tc>
           <w:tcPr>
-            <w:tcW w:type="dxa" w:w="2696"/>
+            <w:tcW w:type="dxa" w:w="3091"/>
           </w:tcPr>
           <w:p>
             <w:pPr>
@@ -2964,13 +3203,13 @@
                 <w:i w:val="0"/>
                 <w:sz w:val="18"/>
               </w:rPr>
-              <w:t>It recovers when the machine fails</w:t>
+              <w:t>It recovers when the machine fails, by the department's rules</w:t>
             </w:r>
           </w:p>
         </w:tc>
         <w:tc>
           <w:tcPr>
-            <w:tcW w:type="dxa" w:w="3277"/>
+            <w:tcW w:type="dxa" w:w="3091"/>
           </w:tcPr>
           <w:p>
             <w:pPr>
@@ -2982,13 +3221,13 @@
                 <w:i w:val="0"/>
                 <w:sz w:val="18"/>
               </w:rPr>
-              <w:t>30-min fault: re-planned in 4 s, 17 patients messaged, median wait 93 → 19 min</w:t>
+              <w:t>45-min fault: everyone treated today, median wait 144 → 40 min. 150-min fault: new starts to the next day, median wait 216 → 35 min</w:t>
             </w:r>
           </w:p>
         </w:tc>
         <w:tc>
           <w:tcPr>
-            <w:tcW w:type="dxa" w:w="3145"/>
+            <w:tcW w:type="dxa" w:w="2966"/>
           </w:tcPr>
           <w:p>
             <w:pPr>
@@ -3017,7 +3256,7 @@
       <w:tr>
         <w:tc>
           <w:tcPr>
-            <w:tcW w:type="dxa" w:w="519"/>
+            <w:tcW w:type="dxa" w:w="490"/>
           </w:tcPr>
           <w:p>
             <w:pPr>
@@ -3035,7 +3274,7 @@
         </w:tc>
         <w:tc>
           <w:tcPr>
-            <w:tcW w:type="dxa" w:w="2696"/>
+            <w:tcW w:type="dxa" w:w="3091"/>
           </w:tcPr>
           <w:p>
             <w:pPr>
@@ -3053,7 +3292,7 @@
         </w:tc>
         <w:tc>
           <w:tcPr>
-            <w:tcW w:type="dxa" w:w="3277"/>
+            <w:tcW w:type="dxa" w:w="3091"/>
           </w:tcPr>
           <w:p>
             <w:pPr>
@@ -3065,13 +3304,13 @@
                 <w:i w:val="0"/>
                 <w:sz w:val="18"/>
               </w:rPr>
-              <w:t>Two machines: peak load 156% → 100%</w:t>
+              <w:t>Two machines and a TBI week: peak load 154% → 98%; TBI days fitted exactly</w:t>
             </w:r>
           </w:p>
         </w:tc>
         <w:tc>
           <w:tcPr>
-            <w:tcW w:type="dxa" w:w="3145"/>
+            <w:tcW w:type="dxa" w:w="2966"/>
           </w:tcPr>
           <w:p>
             <w:pPr>
@@ -3100,7 +3339,7 @@
       <w:tr>
         <w:tc>
           <w:tcPr>
-            <w:tcW w:type="dxa" w:w="519"/>
+            <w:tcW w:type="dxa" w:w="490"/>
           </w:tcPr>
           <w:p>
             <w:pPr>
@@ -3118,7 +3357,7 @@
         </w:tc>
         <w:tc>
           <w:tcPr>
-            <w:tcW w:type="dxa" w:w="2696"/>
+            <w:tcW w:type="dxa" w:w="3091"/>
           </w:tcPr>
           <w:p>
             <w:pPr>
@@ -3136,7 +3375,7 @@
         </w:tc>
         <w:tc>
           <w:tcPr>
-            <w:tcW w:type="dxa" w:w="3277"/>
+            <w:tcW w:type="dxa" w:w="3091"/>
           </w:tcPr>
           <w:p>
             <w:pPr>
@@ -3148,13 +3387,13 @@
                 <w:i w:val="0"/>
                 <w:sz w:val="18"/>
               </w:rPr>
-              <w:t>Human approval, one-tap override, audit trail; no clinical inputs; no identifiers to AI; DPDP-aligned; works from Excel, paper and WhatsApp</w:t>
+              <w:t>A senior RTT or oncologist approves every plan; one-tap override, audit trail; no clinical inputs; no identifiers to AI; DPDP-aligned; works from Excel, paper and WhatsApp</w:t>
             </w:r>
           </w:p>
         </w:tc>
         <w:tc>
           <w:tcPr>
-            <w:tcW w:type="dxa" w:w="3145"/>
+            <w:tcW w:type="dxa" w:w="2966"/>
           </w:tcPr>
           <w:p>
             <w:pPr>
@@ -3174,7 +3413,7 @@
       <w:tr>
         <w:tc>
           <w:tcPr>
-            <w:tcW w:type="dxa" w:w="519"/>
+            <w:tcW w:type="dxa" w:w="490"/>
           </w:tcPr>
           <w:p>
             <w:pPr>
@@ -3192,7 +3431,7 @@
         </w:tc>
         <w:tc>
           <w:tcPr>
-            <w:tcW w:type="dxa" w:w="2696"/>
+            <w:tcW w:type="dxa" w:w="3091"/>
           </w:tcPr>
           <w:p>
             <w:pPr>
@@ -3210,7 +3449,7 @@
         </w:tc>
         <w:tc>
           <w:tcPr>
-            <w:tcW w:type="dxa" w:w="3277"/>
+            <w:tcW w:type="dxa" w:w="3091"/>
           </w:tcPr>
           <w:p>
             <w:pPr>
@@ -3228,7 +3467,7 @@
         </w:tc>
         <w:tc>
           <w:tcPr>
-            <w:tcW w:type="dxa" w:w="3145"/>
+            <w:tcW w:type="dxa" w:w="2966"/>
           </w:tcPr>
           <w:p>
             <w:pPr>
@@ -3248,7 +3487,7 @@
       <w:tr>
         <w:tc>
           <w:tcPr>
-            <w:tcW w:type="dxa" w:w="519"/>
+            <w:tcW w:type="dxa" w:w="490"/>
           </w:tcPr>
           <w:p>
             <w:pPr>
@@ -3266,7 +3505,7 @@
         </w:tc>
         <w:tc>
           <w:tcPr>
-            <w:tcW w:type="dxa" w:w="2696"/>
+            <w:tcW w:type="dxa" w:w="3091"/>
           </w:tcPr>
           <w:p>
             <w:pPr>
@@ -3284,7 +3523,7 @@
         </w:tc>
         <w:tc>
           <w:tcPr>
-            <w:tcW w:type="dxa" w:w="3277"/>
+            <w:tcW w:type="dxa" w:w="3091"/>
           </w:tcPr>
           <w:p>
             <w:pPr>
@@ -3302,7 +3541,7 @@
         </w:tc>
         <w:tc>
           <w:tcPr>
-            <w:tcW w:type="dxa" w:w="3145"/>
+            <w:tcW w:type="dxa" w:w="2966"/>
           </w:tcPr>
           <w:p>
             <w:pPr>
@@ -3537,7 +3776,7 @@
                 <w:i w:val="0"/>
                 <w:sz w:val="18"/>
               </w:rPr>
-              <w:t>"It isn't simple booking. New patients must finish before five. Complex treatments need senior staff. There's a blood-irradiation slot, accessories shared with the CT simulator, urgent patients, and machine faults. Soon there'll be a second machine."</w:t>
+              <w:t>"It isn't simple booking. New patients must finish by five. Complex treatments need senior staff. There's a blood-irradiation slot, one breast board and one breathing-control unit shared with the CT simulator, a hospital bus at five, patients who must catch their bus home by nine, urgent patients, and machine faults. Soon there'll be a second machine."</w:t>
             </w:r>
           </w:p>
         </w:tc>
@@ -3649,7 +3888,7 @@
                 <w:i w:val="0"/>
                 <w:sz w:val="18"/>
               </w:rPr>
-              <w:t>"On a synthetic 67-patient day, simulated three hundred times, the median wait fell from seventy-one minutes to nineteen, with no extra overtime, and every new start finished before five."</w:t>
+              <w:t>"On a synthetic eighty-seven-patient day under our department's own rules, simulated three hundred times, the median wait fell from 100 minutes to 33, and every hard rule held."</w:t>
             </w:r>
           </w:p>
         </w:tc>
@@ -3705,7 +3944,7 @@
                 <w:i w:val="0"/>
                 <w:sz w:val="18"/>
               </w:rPr>
-              <w:t>"When the machine fails for thirty minutes, RAD-SMART re-plans the rest of the day in about four seconds. It moves as few people as possible and tells only those who can still act, by WhatsApp, SMS or a voice call."</w:t>
+              <w:t>"When the machine fails, RAD-SMART re-plans the rest of the day in seconds, following our department's downtime rules. Patients already waiting go first. It moves as few people as possible and tells only those who can still act, by WhatsApp, SMS or a voice call, even in Tulu."</w:t>
             </w:r>
           </w:p>
         </w:tc>
@@ -3761,7 +4000,7 @@
                 <w:i w:val="0"/>
                 <w:sz w:val="18"/>
               </w:rPr>
-              <w:t>"Two days ahead, it advises how many new patients each machine can start, balanced by minutes, not head-count. That keeps both machines at capacity instead of overloading one."</w:t>
+              <w:t>"Two days ahead, it advises how many new patients each machine can start, balanced by minutes, not head-count, and it plans around total body irradiation. That keeps both machines at capacity instead of overloading one."</w:t>
             </w:r>
           </w:p>
         </w:tc>
@@ -3817,7 +4056,7 @@
                 <w:i w:val="0"/>
                 <w:sz w:val="18"/>
               </w:rPr>
-              <w:t>"It is assistive, not diagnostic. It never decides treatment. Technologists approve every plan with one tap, every change is logged, and no personal data goes to the AI models."</w:t>
+              <w:t>"It is assistive, not diagnostic. It never decides treatment. A senior technologist or oncologist approves every plan with one tap, every change is logged, and no personal data goes to the AI models."</w:t>
             </w:r>
           </w:p>
         </w:tc>
@@ -3961,7 +4200,7 @@
           <w:b w:val="0"/>
           <w:i w:val="0"/>
         </w:rPr>
-        <w:t xml:space="preserve"> An LLM cannot guarantee rules such as "no new start after 5 PM", is weak at packing minutes, and can give different answers to the same input. We use the LLM for what it is good at, which is explaining, editing rules and talking to patients in their language. A solver produces the plan.</w:t>
+        <w:t xml:space="preserve"> An LLM cannot guarantee rules such as "no new start after 17:00", is weak at packing minutes, and can give different answers to the same input. We use the LLM for what it is good at, which is explaining, editing rules and talking to patients in their language. A solver produces the plan.</w:t>
       </w:r>
     </w:p>
     <w:p>
@@ -3993,7 +4232,7 @@
           <w:b w:val="0"/>
           <w:i w:val="0"/>
         </w:rPr>
-        <w:t xml:space="preserve"> At first, the department's own average table. The prototype shows that averages alone deliver most of the benefit (71 → 22 minutes). QR check-in and a tablet tap at room entry and exit then collect real durations, and the model learns weekly.</w:t>
+        <w:t xml:space="preserve"> The department records no timestamps today, so we start from its own estimate table. The prototype shows that averages alone deliver most of the benefit (100 → 35 minutes). QR check-in and a tablet tap at room entry and exit then collect real durations, and the model learns weekly.</w:t>
       </w:r>
     </w:p>
     <w:p>
@@ -4009,7 +4248,39 @@
           <w:b w:val="0"/>
           <w:i w:val="0"/>
         </w:rPr>
-        <w:t xml:space="preserve"> Every priority is an explicit, visible weight that the department sets, and transport constraints are hard rules. The dashboard reports waits by group (elderly, transport-dependent, language, paying versus non-paying), and any group getting worse is flagged for review.</w:t>
+        <w:t xml:space="preserve"> The department asked for paying patients to get their preferred time as far as possible. Every priority is an explicit, visible weight that the department sets, and the MHRC bus and public-transport limits are hard rules. The dashboard reports waits by group (elderly, transport-dependent, language, paying versus non-paying), and any group getting worse is flagged for review.</w:t>
+      </w:r>
+    </w:p>
+    <w:p>
+      <w:r>
+        <w:rPr>
+          <w:b/>
+          <w:i w:val="0"/>
+        </w:rPr>
+        <w:t>Your patients speak Tulu. Does Sarvam support it?</w:t>
+      </w:r>
+      <w:r>
+        <w:rPr>
+          <w:b w:val="0"/>
+          <w:i w:val="0"/>
+        </w:rPr>
+        <w:t xml:space="preserve"> Not yet. Sarvam's speech models cover 11 languages (Bulbul v3) and the 22 scheduled languages plus English (Saaras v3), and Tulu is not among them. Tulu speakers get the text in Kannada script, which is how Tulu is usually written, with a short voice note recorded by Tulu-speaking staff for each approved template. If a Tulu model appears, it replaces the recordings.</w:t>
+      </w:r>
+    </w:p>
+    <w:p>
+      <w:r>
+        <w:rPr>
+          <w:b/>
+          <w:i w:val="0"/>
+        </w:rPr>
+        <w:t>Why does the day end later with RAD-SMART?</w:t>
+      </w:r>
+      <w:r>
+        <w:rPr>
+          <w:b w:val="0"/>
+          <w:i w:val="0"/>
+        </w:rPr>
+        <w:t xml:space="preserve"> Because the plan holds 40 minutes for same-day urgent starts and imaging re-treatments. That keeps waits short, but the last patient finishes at 00:53 instead of 00:29. Holding nothing ends the day at 00:17, earlier than today, with a 43-minute median wait. It is one setting, and the department chooses.</w:t>
       </w:r>
     </w:p>
     <w:p>
@@ -4057,7 +4328,7 @@
           <w:b w:val="0"/>
           <w:i w:val="0"/>
         </w:rPr>
-        <w:t xml:space="preserve"> Two weeks of baseline measurement, three weeks of shadow mode, then eight weeks live on one machine. We will report daily median wait as an interrupted time series, alongside balancing measures (throughput, overtime, equity, override rate).</w:t>
+        <w:t xml:space="preserve"> Two weeks of timestamp capture and baseline measurement (the department records none today), three weeks of shadow mode, then eight weeks live on one machine. We will report daily median wait as an interrupted time series, alongside balancing measures (throughput, overtime, equity, override rate).</w:t>
       </w:r>
     </w:p>
     <w:sectPr>

--- a/docs/Round1_Submission_Kit.docx
+++ b/docs/Round1_Submission_Kit.docx
@@ -583,7 +583,7 @@
                 <w:i w:val="0"/>
                 <w:sz w:val="18"/>
               </w:rPr>
-              <w:t>Fill in team names and bios (section 2.3 below and report Section 9.5)</w:t>
+              <w:t>Team names are in section 2.3, report Section 9.5 and deck slides 1 and 14. Add a line on each member's background if the form asks</w:t>
             </w:r>
           </w:p>
         </w:tc>
@@ -657,7 +657,7 @@
                 <w:i w:val="0"/>
                 <w:sz w:val="18"/>
               </w:rPr>
-              <w:t>Open the published deck (section 2.5), replace [names] on slides 1 and 14, and download it as PDF</w:t>
+              <w:t>Open the published deck (section 2.5) and download it as PDF</w:t>
             </w:r>
           </w:p>
         </w:tc>
@@ -1766,14 +1766,14 @@
           <w:b/>
           <w:i w:val="0"/>
         </w:rPr>
-        <w:t>Skills match the architecture.</w:t>
+        <w:t>Doctors and engineers together.</w:t>
       </w:r>
       <w:r>
         <w:rPr>
           <w:b w:val="0"/>
           <w:i w:val="0"/>
         </w:rPr>
-        <w:t xml:space="preserve"> [Tech lead name]: [e.g. software engineering / ML background]. [Member 2]: [optimisation / data]. [Member 3]: [full-stack / mobile / messaging]. Together we cover operations research, machine learning, Indian-language AI and product building.</w:t>
+        <w:t xml:space="preserve"> Dr Akshay Dinesan leads the team. Abhinand T M is the technical lead, with P S Raghotham Rao on the build. Dr Shirley Lewis Salins and Dr Umesh Velu complete the team, so three of the five members are doctors. Together we cover operations research, machine learning, Indian-language AI, product building and clinical practice.</w:t>
       </w:r>
     </w:p>
     <w:p>
@@ -1821,7 +1821,7 @@
           <w:b w:val="0"/>
           <w:i w:val="0"/>
         </w:rPr>
-        <w:t>Dr Akshay Dinesan owns the problem in a working radiotherapy department (a Versa HD, with a second machine arriving in early 2027), has given us the department's rules, and can take it to a real pilot. The tech team [names] covers optimisation, machine learning, Indian-language AI and full-stack development. It has already built a working prototype that plans an 87-patient day under the department's rules, re-plans machine faults in seconds, and was tested over 300 simulated days.</w:t>
+        <w:t>Dr Akshay Dinesan owns the problem in a working radiotherapy department (a Versa HD, with a second machine arriving in early 2027), has given us the department's rules, and can take it to a real pilot. Dr Akshay leads a five-member team: Abhinand T M (technical lead), P S Raghotham Rao, Dr Shirley Lewis Salins and Dr Umesh Velu. Together they cover optimisation, machine learning, Indian-language AI, full-stack development and clinical practice. It has already built a working prototype that plans an 87-patient day under the department's rules, re-plans machine faults in seconds, and was tested over 300 simulated days.</w:t>
       </w:r>
     </w:p>
     <w:p>
@@ -2079,7 +2079,7 @@
           <w:b w:val="0"/>
           <w:i w:val="0"/>
         </w:rPr>
-        <w:t>Replace [names] on slide 1 and the team placeholders on slide 14.</w:t>
+        <w:t>Check the names on slides 1 and 14.</w:t>
       </w:r>
     </w:p>
     <w:p>

--- a/docs/Round1_Submission_Kit.docx
+++ b/docs/Round1_Submission_Kit.docx
@@ -583,6 +583,80 @@
                 <w:i w:val="0"/>
                 <w:sz w:val="18"/>
               </w:rPr>
+              <w:t>Dr Akshay confirms with the head of department that aggregates of the anonymised arrival and treatment records (medians, percentages, hourly profiles) may appear in the deck, report and public page. The spreadsheet itself is never shared or committed</w:t>
+            </w:r>
+          </w:p>
+        </w:tc>
+        <w:tc>
+          <w:tcPr>
+            <w:tcW w:type="dxa" w:w="2075"/>
+          </w:tcPr>
+          <w:p>
+            <w:pPr>
+              <w:spacing w:after="0"/>
+            </w:pPr>
+            <w:r>
+              <w:rPr>
+                <w:b w:val="0"/>
+                <w:i w:val="0"/>
+                <w:sz w:val="18"/>
+              </w:rPr>
+              <w:t>Dr Akshay</w:t>
+            </w:r>
+          </w:p>
+        </w:tc>
+        <w:tc>
+          <w:tcPr>
+            <w:tcW w:type="dxa" w:w="1996"/>
+          </w:tcPr>
+          <w:p>
+            <w:pPr>
+              <w:spacing w:after="0"/>
+            </w:pPr>
+            <w:r>
+              <w:rPr>
+                <w:b w:val="0"/>
+                <w:i w:val="0"/>
+                <w:sz w:val="18"/>
+              </w:rPr>
+              <w:t>23 Sep</w:t>
+            </w:r>
+          </w:p>
+        </w:tc>
+      </w:tr>
+      <w:tr>
+        <w:tc>
+          <w:tcPr>
+            <w:tcW w:type="dxa" w:w="762"/>
+          </w:tcPr>
+          <w:p>
+            <w:pPr>
+              <w:spacing w:after="0"/>
+            </w:pPr>
+            <w:r>
+              <w:rPr>
+                <w:b w:val="0"/>
+                <w:i w:val="0"/>
+                <w:sz w:val="18"/>
+              </w:rPr>
+              <w:t>6</w:t>
+            </w:r>
+          </w:p>
+        </w:tc>
+        <w:tc>
+          <w:tcPr>
+            <w:tcW w:type="dxa" w:w="4806"/>
+          </w:tcPr>
+          <w:p>
+            <w:pPr>
+              <w:spacing w:after="0"/>
+            </w:pPr>
+            <w:r>
+              <w:rPr>
+                <w:b w:val="0"/>
+                <w:i w:val="0"/>
+                <w:sz w:val="18"/>
+              </w:rPr>
               <w:t>Team names are in section 2.3, report Section 9.5 and deck slides 1 and 14. Add a line on each member's background if the form asks</w:t>
             </w:r>
           </w:p>
@@ -639,7 +713,7 @@
                 <w:i w:val="0"/>
                 <w:sz w:val="18"/>
               </w:rPr>
-              <w:t>6</w:t>
+              <w:t>7</w:t>
             </w:r>
           </w:p>
         </w:tc>
@@ -713,7 +787,7 @@
                 <w:i w:val="0"/>
                 <w:sz w:val="18"/>
               </w:rPr>
-              <w:t>7</w:t>
+              <w:t>8</w:t>
             </w:r>
           </w:p>
         </w:tc>
@@ -787,7 +861,7 @@
                 <w:i w:val="0"/>
                 <w:sz w:val="18"/>
               </w:rPr>
-              <w:t>8</w:t>
+              <w:t>9</w:t>
             </w:r>
           </w:p>
         </w:tc>
@@ -861,7 +935,7 @@
                 <w:i w:val="0"/>
                 <w:sz w:val="18"/>
               </w:rPr>
-              <w:t>9</w:t>
+              <w:t>10</w:t>
             </w:r>
           </w:p>
         </w:tc>
@@ -944,7 +1018,7 @@
                 <w:i w:val="0"/>
                 <w:sz w:val="18"/>
               </w:rPr>
-              <w:t>10</w:t>
+              <w:t>11</w:t>
             </w:r>
           </w:p>
         </w:tc>
@@ -1026,7 +1100,7 @@
                 <w:i w:val="0"/>
                 <w:sz w:val="18"/>
               </w:rPr>
-              <w:t>11</w:t>
+              <w:t>12</w:t>
             </w:r>
           </w:p>
         </w:tc>
@@ -1120,7 +1194,7 @@
           <w:b w:val="0"/>
           <w:i w:val="0"/>
         </w:rPr>
-        <w:t>Use only synthetic data. No real patient data may appear in the deck, the video or the repository.</w:t>
+        <w:t>Use only fake or fully anonymised data: no patient data on the platform, with mentors or in demos. The prototype's patients are synthetic, and the department's anonymised records appear only as aggregates (medians, percentages, hourly profiles). The spreadsheet stays out of the deck, the video and the repository.</w:t>
       </w:r>
     </w:p>
     <w:p>
@@ -1217,7 +1291,25 @@
           <w:b w:val="0"/>
           <w:i w:val="0"/>
         </w:rPr>
-        <w:t>A radiotherapy machine treats 70–90 patients a day, and most of them come every weekday for 1–7 weeks. Our Versa HD runs from 08:30 until about 01:00 in three RTT shifts, with a ceiling of 90 patients a day. Radiation therapy technologists give out appointment times by hand, without knowing how many machine-minutes each patient needs. Too many patients are told to come at the same time and other hours sit under-used, so patients wait long and unpredictably every day of their course, often with a family member who has taken the day off. The department must also:</w:t>
+        <w:t>A radiotherapy machine treats 70–90 patients a day, and most of them come every weekday for 1–7 weeks. Our Versa HD runs from 08:30 until about 01:00 in three RTT shifts, with a ceiling of 90 patients a day. Radiation therapy technologists give out appointment times by hand, without knowing how many machine-minutes each patient needs. Too many patients are told to come at the same time and other hours sit under-used, so patients wait long and unpredictably every day of their course, often with a family member who has taken the day off.</w:t>
+      </w:r>
+    </w:p>
+    <w:p>
+      <w:r>
+        <w:rPr>
+          <w:b w:val="0"/>
+          <w:i w:val="0"/>
+        </w:rPr>
+        <w:t>The department's own records (55 days, October–December 2024, 3,137 patient-days) show the result. One patient in ten waits more than 109 minutes from arrival to treatment, 22% are treated more than an hour after their appointment and only 29% within 15 minutes of it. Delays build through the day: the median wait is about 19 minutes for patients arriving before 10:00 and about 66 minutes after 19:00, so evening patients now come about 32 minutes early to protect their place. Volume is rising, from 54 patients a weekday in October to 67 in December, and busy days are worse.</w:t>
+      </w:r>
+    </w:p>
+    <w:p>
+      <w:r>
+        <w:rPr>
+          <w:b w:val="0"/>
+          <w:i w:val="0"/>
+        </w:rPr>
+        <w:t>The department must also:</w:t>
       </w:r>
     </w:p>
     <w:p>
@@ -1456,7 +1548,7 @@
           <w:b w:val="0"/>
           <w:i w:val="0"/>
         </w:rPr>
-        <w:t>Deciding how many new patients to start each day is also subjective today, and no workflow timestamps are recorded.</w:t>
+        <w:t>Deciding how many new patients to start each day is also subjective today. The department records appointment, arrival and treatment-start times, but not how long each session takes.</w:t>
       </w:r>
     </w:p>
     <w:p>
@@ -1465,7 +1557,7 @@
           <w:b w:val="0"/>
           <w:i w:val="0"/>
         </w:rPr>
-        <w:t>If we solve it, patients arrive close to their real treatment time and are told about delays before they leave home. RTTs stop juggling times by hand. Complex cases always get supervision. New starts are planned two days ahead from real machine load, and both machines are used evenly. Our prototype was tested under the department's own rules on a synthetic 87-patient day, simulated 300 times. It cut the median wait from arrival to treatment from 100 to 33 minutes, and the 90th-percentile wait from 173 to 62 minutes, including the 20- or 45-minute preparation time. Every hard rule held. The pilot target is at least a 40% lower median wait within 90 days.</w:t>
+        <w:t>If we solve it, patients arrive close to their real treatment time and are told about delays before they leave home. RTTs stop juggling times by hand. Complex cases always get supervision. New starts are planned two days ahead from real machine load, and both machines are used evenly. We tested our prototype under the department's own rules on a synthetic 87-patient day, 10 more patients than the busiest recorded day, simulated 300 times in a digital twin calibrated on the records. Against the department's busiest recorded days, the 90th-percentile wait fell from 130 to 76 minutes, the share treated more than an hour late from 27% to 6%, and the share treated within 15 minutes of their time rose from 30% to 53%. The median wait stays about the same (36 against 38 minutes), because every patient is asked to arrive 20 minutes early (45 for pelvic patients) to prepare. Waits no longer build up in the evening. Every hard rule held. The pilot target is a 90th-percentile wait at least 25% lower within 90 days (109 minutes in the records).</w:t>
       </w:r>
     </w:p>
     <w:p>
@@ -1483,7 +1575,7 @@
           <w:b w:val="0"/>
           <w:i w:val="0"/>
         </w:rPr>
-        <w:t>Radiotherapy patients come daily for weeks, yet times are allocated by hand, without knowing each patient's machine-minutes. Patients wait long and unpredictably while staff juggle new starts by 17:00, supervised complex cases, the blood-irradiation slot, one breast board and one ABC unit shared with the CT simulator, the 17:00 MHRC bus, public-transport patients who must be home by 21:00, urgent patients, TBI and machine faults. Solving it gives patients predictable times, staff a plan they can trust, and the department balanced machines. Under the department's own rules, our prototype cut the median wait from 100 to 33 minutes on synthetic data. The pilot target is at least 40% lower in 90 days.</w:t>
+        <w:t>Radiotherapy patients come daily for weeks, yet times are allocated by hand, without knowing each patient's machine-minutes. The department's records show one patient in ten waiting more than 109 minutes and 22% treated over an hour late, worst in the evening. Staff juggle new starts by 17:00, supervised complex cases, the blood-irradiation slot, one breast board and one ABC unit shared with the CT simulator, the 17:00 MHRC bus, public-transport patients who must be home by 21:00, urgent patients, TBI and machine faults. Solving it gives patients predictable times, staff a plan they can trust, and the department balanced machines. Under the department's own rules, on a synthetic day busier than any recorded, our prototype cut the 90th-percentile wait from 130 to 76 minutes against the busiest recorded days, and lateness of over an hour from 27% to 6%. The pilot target is a 90th-percentile wait at least 25% lower in 90 days.</w:t>
       </w:r>
     </w:p>
     <w:p>
@@ -1544,7 +1636,7 @@
           <w:b w:val="0"/>
           <w:i w:val="0"/>
         </w:rPr>
-        <w:t xml:space="preserve"> A gradient-boosting model predicts each session's machine-minutes (expected and cautious P80) from operational tags: technique, fraction number, imaging, mobility and accessories. The department has no timestamps yet, so it starts from the department's own estimate table and learns once check-in and room timestamps are captured.</w:t>
+        <w:t xml:space="preserve"> A gradient-boosting model predicts each session's machine-minutes (expected and cautious P80) from operational tags: technique, fraction number, imaging, mobility and accessories. The department records arrival and treatment-start times but not session lengths, so the model starts from the department's own estimate table and learns once room entry and exit are captured.</w:t>
       </w:r>
     </w:p>
     <w:p>
@@ -1604,7 +1696,7 @@
           <w:b w:val="0"/>
           <w:i w:val="0"/>
         </w:rPr>
-        <w:t xml:space="preserve"> A digital twin stress-tests every plan against late arrivals, overruns and faults. It also produces a three-week load forecast that plans around TBI courses, and two-day-ahead advice on how many new patients each machine can take, balanced by minutes rather than head-count.</w:t>
+        <w:t xml:space="preserve"> A digital twin, calibrated on the department's records of appointment and arrival times, stress-tests every plan against late arrivals, overruns and faults. It also produces a three-week load forecast that plans around TBI courses, and two-day-ahead advice on how many new patients each machine can take, balanced by minutes rather than head-count.</w:t>
       </w:r>
     </w:p>
     <w:p>
@@ -1743,7 +1835,7 @@
           <w:b w:val="0"/>
           <w:i w:val="0"/>
         </w:rPr>
-        <w:t xml:space="preserve"> In the Round 1 window we built a working prototype. It generates realistic synthetic departments under the department's own rules. It predicts session durations and solves an 87-patient day to a proven optimum in about 20 seconds. It re-plans machine faults in 4–26 seconds under the department's downtime rules, and forecasts new-start capacity for two machines around a TBI course. We tested it over 300 simulated days against a model of current practice.</w:t>
+        <w:t xml:space="preserve"> In the Round 1 window we built a working prototype. It generates realistic synthetic departments under the department's own rules. It predicts session durations and solves an 87-patient day to a proven optimum in 10–35 seconds on a laptop. It re-plans machine faults in 2–11 seconds under the department's downtime rules, and forecasts new-start capacity for two machines around a TBI course. We tested it over 300 simulated days in a digital twin calibrated on the department's own arrival and treatment records, and compared it with those records.</w:t>
       </w:r>
     </w:p>
     <w:p>
@@ -1803,7 +1895,7 @@
           <w:b w:val="0"/>
           <w:i w:val="0"/>
         </w:rPr>
-        <w:t xml:space="preserve"> The system is assistive, not diagnostic: human approval, audit trail, synthetic data only, no clinical inputs, and no personal identifiers sent to AI models.</w:t>
+        <w:t xml:space="preserve"> The system is assistive, not diagnostic: human approval, audit trail, synthetic patients, the department's records used only as anonymised aggregates, no clinical inputs, and no personal identifiers sent to AI models.</w:t>
       </w:r>
     </w:p>
     <w:p>
@@ -1821,7 +1913,7 @@
           <w:b w:val="0"/>
           <w:i w:val="0"/>
         </w:rPr>
-        <w:t>Dr Akshay Dinesan owns the problem in a working radiotherapy department (a Versa HD, with a second machine arriving in early 2027), has given us the department's rules, and can take it to a real pilot. Dr Akshay leads a five-member team: Abhinand T M (technical lead), P S Raghotham Rao, Dr Shirley Lewis Salins and Dr Umesh Velu. Together they cover optimisation, machine learning, Indian-language AI, full-stack development and clinical practice. It has already built a working prototype that plans an 87-patient day under the department's rules, re-plans machine faults in seconds, and was tested over 300 simulated days.</w:t>
+        <w:t>Dr Akshay Dinesan owns the problem in a working radiotherapy department (a Versa HD, with a second machine arriving in early 2027), has given us the department's rules, and can take it to a real pilot. Dr Akshay leads a five-member team: Abhinand T M (technical lead), P S Raghotham Rao, Dr Shirley Lewis Salins and Dr Umesh Velu. Together they cover optimisation, machine learning, Indian-language AI, full-stack development and clinical practice. It has already built a working prototype that plans an 87-patient day under the department's rules, re-plans machine faults in seconds, and was tested over 300 simulated days against the department's own records.</w:t>
       </w:r>
     </w:p>
     <w:p>
@@ -2016,7 +2108,7 @@
           <w:b w:val="0"/>
           <w:i w:val="0"/>
         </w:rPr>
-        <w:t xml:space="preserve"> the prototype scheduling engine, duration model, simulator and capacity forecaster, all running on synthetic data. What is new is combining prediction, guaranteed optimisation, simulation and multilingual communication in one light-integration, human-approved workflow.</w:t>
+        <w:t xml:space="preserve"> the prototype scheduling engine, duration model, simulator and capacity forecaster, running on synthetic patients, with the simulator calibrated on the department's anonymised records. What is new is combining prediction, guaranteed optimisation, simulation and multilingual communication in one light-integration, human-approved workflow.</w:t>
       </w:r>
     </w:p>
     <w:p>
@@ -2034,7 +2126,7 @@
           <w:b w:val="0"/>
           <w:i w:val="0"/>
         </w:rPr>
-        <w:t>OIS calendars (MOSAIQ, ARIA) and academic schedulers exist. The academic ones mostly choose start days in large European centres. Neither builds a minute-level, rule-guaranteed daily plan with live re-planning and multilingual patient messaging for a mixed-vendor Indian department. We reuse OR-Tools, HiGHS, scikit-learn, Sarvam AI and LangGraph. The scheduling engine, duration model, simulator and forecaster are our own prototype, built in September 2026 on synthetic data.</w:t>
+        <w:t>OIS calendars (MOSAIQ, ARIA) and academic schedulers exist. The academic ones mostly choose start days in large European centres. Neither builds a minute-level, rule-guaranteed daily plan with live re-planning and multilingual patient messaging for a mixed-vendor Indian department. We reuse OR-Tools, HiGHS, scikit-learn, Sarvam AI and LangGraph. The scheduling engine, duration model, simulator and forecaster are our own prototype, built in September 2026 on synthetic patients and calibrated on the department's records.</w:t>
       </w:r>
     </w:p>
     <w:p>
@@ -2227,7 +2319,7 @@
           <w:b w:val="0"/>
           <w:i w:val="0"/>
         </w:rPr>
-        <w:t>, the full research report and implementation plan (36 pages).</w:t>
+        <w:t>, the full research report and implementation plan (40 pages).</w:t>
       </w:r>
     </w:p>
     <w:p>
@@ -2257,7 +2349,7 @@
           <w:b w:val="0"/>
           <w:i w:val="0"/>
         </w:rPr>
-        <w:t xml:space="preserve"> the interactive results page at https://psraghothamrao8.github.io/RAD-SMART/, hosted on GitHub Pages and open to anyone. It shows the wait curves, the optimised day with a reason for every session, the trade-off of holding capacity for urgent starts, both downtime re-plans and the two-machine forecast with TBI, all from the PoC on synthetic data. After re-running the PoC, run </w:t>
+        <w:t xml:space="preserve"> the interactive results page at https://psraghothamrao8.github.io/RAD-SMART/, hosted on GitHub Pages and open to anyone. It opens with what the department's records show, then gives the PoC's results on synthetic patients: the wait curves against the records, the optimised day with a reason for every session, the trade-off of holding capacity for urgent starts, both downtime re-plans and the two-machine forecast with TBI. After re-running the PoC, run </w:t>
       </w:r>
       <w:r>
         <w:rPr>
@@ -2303,7 +2395,23 @@
           <w:b w:val="0"/>
           <w:i w:val="0"/>
         </w:rPr>
-        <w:t xml:space="preserve"> https://github.com/psraghothamrao8/RAD-SMART (public). It holds the PoC, the documents and the page source. Everything in it is synthetic data only.</w:t>
+        <w:t xml:space="preserve"> https://github.com/psraghothamrao8/RAD-SMART (public). It holds the PoC, the documents and the page source. Its patients are synthetic, and the department's records appear only as aggregates (</w:t>
+      </w:r>
+      <w:r>
+        <w:rPr>
+          <w:rFonts w:ascii="Consolas" w:hAnsi="Consolas"/>
+          <w:b w:val="0"/>
+          <w:i w:val="0"/>
+          <w:sz w:val="18"/>
+        </w:rPr>
+        <w:t>poc/data/department_profile.json</w:t>
+      </w:r>
+      <w:r>
+        <w:rPr>
+          <w:b w:val="0"/>
+          <w:i w:val="0"/>
+        </w:rPr>
+        <w:t>); the spreadsheet is never committed.</w:t>
       </w:r>
     </w:p>
     <w:p>
@@ -2378,7 +2486,7 @@
           <w:b w:val="0"/>
           <w:i w:val="0"/>
         </w:rPr>
-        <w:t>, and carries the footer "Assistive, not diagnostic · synthetic data". The deck has four sections: the problem, the solution, the evidence and the plan.</w:t>
+        <w:t>, and carries the footer "Assistive, not diagnostic · synthetic patients, anonymised aggregates". The deck has four sections: the problem, the solution, the evidence and the plan.</w:t>
       </w:r>
     </w:p>
     <w:tbl>
@@ -2411,7 +2519,7 @@
       <w:tr>
         <w:tc>
           <w:tcPr>
-            <w:tcW w:type="dxa" w:w="490"/>
+            <w:tcW w:type="dxa" w:w="512"/>
             <w:shd w:val="clear" w:color="auto" w:fill="E8EFF9"/>
           </w:tcPr>
           <w:p>
@@ -2430,7 +2538,7 @@
         </w:tc>
         <w:tc>
           <w:tcPr>
-            <w:tcW w:type="dxa" w:w="3091"/>
+            <w:tcW w:type="dxa" w:w="2793"/>
             <w:shd w:val="clear" w:color="auto" w:fill="E8EFF9"/>
           </w:tcPr>
           <w:p>
@@ -2449,7 +2557,7 @@
         </w:tc>
         <w:tc>
           <w:tcPr>
-            <w:tcW w:type="dxa" w:w="3091"/>
+            <w:tcW w:type="dxa" w:w="3231"/>
             <w:shd w:val="clear" w:color="auto" w:fill="E8EFF9"/>
           </w:tcPr>
           <w:p>
@@ -2468,7 +2576,7 @@
         </w:tc>
         <w:tc>
           <w:tcPr>
-            <w:tcW w:type="dxa" w:w="2966"/>
+            <w:tcW w:type="dxa" w:w="3101"/>
             <w:shd w:val="clear" w:color="auto" w:fill="E8EFF9"/>
           </w:tcPr>
           <w:p>
@@ -2489,7 +2597,7 @@
       <w:tr>
         <w:tc>
           <w:tcPr>
-            <w:tcW w:type="dxa" w:w="490"/>
+            <w:tcW w:type="dxa" w:w="512"/>
           </w:tcPr>
           <w:p>
             <w:pPr>
@@ -2507,7 +2615,7 @@
         </w:tc>
         <w:tc>
           <w:tcPr>
-            <w:tcW w:type="dxa" w:w="3091"/>
+            <w:tcW w:type="dxa" w:w="2793"/>
           </w:tcPr>
           <w:p>
             <w:pPr>
@@ -2525,7 +2633,7 @@
         </w:tc>
         <w:tc>
           <w:tcPr>
-            <w:tcW w:type="dxa" w:w="3091"/>
+            <w:tcW w:type="dxa" w:w="3231"/>
           </w:tcPr>
           <w:p>
             <w:pPr>
@@ -2543,7 +2651,7 @@
         </w:tc>
         <w:tc>
           <w:tcPr>
-            <w:tcW w:type="dxa" w:w="2966"/>
+            <w:tcW w:type="dxa" w:w="3101"/>
           </w:tcPr>
           <w:p>
             <w:pPr>
@@ -2563,7 +2671,7 @@
       <w:tr>
         <w:tc>
           <w:tcPr>
-            <w:tcW w:type="dxa" w:w="490"/>
+            <w:tcW w:type="dxa" w:w="512"/>
           </w:tcPr>
           <w:p>
             <w:pPr>
@@ -2581,7 +2689,7 @@
         </w:tc>
         <w:tc>
           <w:tcPr>
-            <w:tcW w:type="dxa" w:w="3091"/>
+            <w:tcW w:type="dxa" w:w="2793"/>
           </w:tcPr>
           <w:p>
             <w:pPr>
@@ -2593,13 +2701,13 @@
                 <w:i w:val="0"/>
                 <w:sz w:val="18"/>
               </w:rPr>
-              <w:t>Every weekday, 80 patients wait for one machine</w:t>
+              <w:t>Every weekday, 70–90 patients wait for one machine</w:t>
             </w:r>
           </w:p>
         </w:tc>
         <w:tc>
           <w:tcPr>
-            <w:tcW w:type="dxa" w:w="3091"/>
+            <w:tcW w:type="dxa" w:w="3231"/>
           </w:tcPr>
           <w:p>
             <w:pPr>
@@ -2611,13 +2719,13 @@
                 <w:i w:val="0"/>
                 <w:sz w:val="18"/>
               </w:rPr>
-              <w:t>Daily treatment for weeks; hand-allocated times; unpredictable waits. India: about 0.6 machines per million people, and 69% of centres have one machine</w:t>
+              <w:t>The department's records: one patient in ten waits over 109 min, 22% are treated over an hour late, and the median wait grows from 19 min in the morning to 66 min in the evening. India: 69% of centres have one machine</w:t>
             </w:r>
           </w:p>
         </w:tc>
         <w:tc>
           <w:tcPr>
-            <w:tcW w:type="dxa" w:w="2966"/>
+            <w:tcW w:type="dxa" w:w="3101"/>
           </w:tcPr>
           <w:p>
             <w:pPr>
@@ -2629,7 +2737,7 @@
                 <w:i w:val="0"/>
                 <w:sz w:val="18"/>
               </w:rPr>
-              <w:t>Big numbers and a strip of one day's sessions</w:t>
+              <w:t>Big numbers from the records</w:t>
             </w:r>
           </w:p>
         </w:tc>
@@ -2637,7 +2745,7 @@
       <w:tr>
         <w:tc>
           <w:tcPr>
-            <w:tcW w:type="dxa" w:w="490"/>
+            <w:tcW w:type="dxa" w:w="512"/>
           </w:tcPr>
           <w:p>
             <w:pPr>
@@ -2655,7 +2763,7 @@
         </w:tc>
         <w:tc>
           <w:tcPr>
-            <w:tcW w:type="dxa" w:w="3091"/>
+            <w:tcW w:type="dxa" w:w="2793"/>
           </w:tcPr>
           <w:p>
             <w:pPr>
@@ -2673,7 +2781,7 @@
         </w:tc>
         <w:tc>
           <w:tcPr>
-            <w:tcW w:type="dxa" w:w="3091"/>
+            <w:tcW w:type="dxa" w:w="3231"/>
           </w:tcPr>
           <w:p>
             <w:pPr>
@@ -2691,7 +2799,7 @@
         </w:tc>
         <w:tc>
           <w:tcPr>
-            <w:tcW w:type="dxa" w:w="2966"/>
+            <w:tcW w:type="dxa" w:w="3101"/>
           </w:tcPr>
           <w:p>
             <w:pPr>
@@ -2711,7 +2819,7 @@
       <w:tr>
         <w:tc>
           <w:tcPr>
-            <w:tcW w:type="dxa" w:w="490"/>
+            <w:tcW w:type="dxa" w:w="512"/>
           </w:tcPr>
           <w:p>
             <w:pPr>
@@ -2729,7 +2837,7 @@
         </w:tc>
         <w:tc>
           <w:tcPr>
-            <w:tcW w:type="dxa" w:w="3091"/>
+            <w:tcW w:type="dxa" w:w="2793"/>
           </w:tcPr>
           <w:p>
             <w:pPr>
@@ -2747,7 +2855,7 @@
         </w:tc>
         <w:tc>
           <w:tcPr>
-            <w:tcW w:type="dxa" w:w="3091"/>
+            <w:tcW w:type="dxa" w:w="3231"/>
           </w:tcPr>
           <w:p>
             <w:pPr>
@@ -2765,7 +2873,7 @@
         </w:tc>
         <w:tc>
           <w:tcPr>
-            <w:tcW w:type="dxa" w:w="2966"/>
+            <w:tcW w:type="dxa" w:w="3101"/>
           </w:tcPr>
           <w:p>
             <w:pPr>
@@ -2785,7 +2893,7 @@
       <w:tr>
         <w:tc>
           <w:tcPr>
-            <w:tcW w:type="dxa" w:w="490"/>
+            <w:tcW w:type="dxa" w:w="512"/>
           </w:tcPr>
           <w:p>
             <w:pPr>
@@ -2803,7 +2911,7 @@
         </w:tc>
         <w:tc>
           <w:tcPr>
-            <w:tcW w:type="dxa" w:w="3091"/>
+            <w:tcW w:type="dxa" w:w="2793"/>
           </w:tcPr>
           <w:p>
             <w:pPr>
@@ -2821,7 +2929,7 @@
         </w:tc>
         <w:tc>
           <w:tcPr>
-            <w:tcW w:type="dxa" w:w="3091"/>
+            <w:tcW w:type="dxa" w:w="3231"/>
           </w:tcPr>
           <w:p>
             <w:pPr>
@@ -2839,7 +2947,7 @@
         </w:tc>
         <w:tc>
           <w:tcPr>
-            <w:tcW w:type="dxa" w:w="2966"/>
+            <w:tcW w:type="dxa" w:w="3101"/>
           </w:tcPr>
           <w:p>
             <w:pPr>
@@ -2859,7 +2967,7 @@
       <w:tr>
         <w:tc>
           <w:tcPr>
-            <w:tcW w:type="dxa" w:w="490"/>
+            <w:tcW w:type="dxa" w:w="512"/>
           </w:tcPr>
           <w:p>
             <w:pPr>
@@ -2877,7 +2985,7 @@
         </w:tc>
         <w:tc>
           <w:tcPr>
-            <w:tcW w:type="dxa" w:w="3091"/>
+            <w:tcW w:type="dxa" w:w="2793"/>
           </w:tcPr>
           <w:p>
             <w:pPr>
@@ -2895,7 +3003,7 @@
         </w:tc>
         <w:tc>
           <w:tcPr>
-            <w:tcW w:type="dxa" w:w="3091"/>
+            <w:tcW w:type="dxa" w:w="3231"/>
           </w:tcPr>
           <w:p>
             <w:pPr>
@@ -2913,7 +3021,7 @@
         </w:tc>
         <w:tc>
           <w:tcPr>
-            <w:tcW w:type="dxa" w:w="2966"/>
+            <w:tcW w:type="dxa" w:w="3101"/>
           </w:tcPr>
           <w:p>
             <w:pPr>
@@ -2933,7 +3041,7 @@
       <w:tr>
         <w:tc>
           <w:tcPr>
-            <w:tcW w:type="dxa" w:w="490"/>
+            <w:tcW w:type="dxa" w:w="512"/>
           </w:tcPr>
           <w:p>
             <w:pPr>
@@ -2951,7 +3059,7 @@
         </w:tc>
         <w:tc>
           <w:tcPr>
-            <w:tcW w:type="dxa" w:w="3091"/>
+            <w:tcW w:type="dxa" w:w="2793"/>
           </w:tcPr>
           <w:p>
             <w:pPr>
@@ -2969,7 +3077,7 @@
         </w:tc>
         <w:tc>
           <w:tcPr>
-            <w:tcW w:type="dxa" w:w="3091"/>
+            <w:tcW w:type="dxa" w:w="3231"/>
           </w:tcPr>
           <w:p>
             <w:pPr>
@@ -2987,7 +3095,7 @@
         </w:tc>
         <w:tc>
           <w:tcPr>
-            <w:tcW w:type="dxa" w:w="2966"/>
+            <w:tcW w:type="dxa" w:w="3101"/>
           </w:tcPr>
           <w:p>
             <w:pPr>
@@ -3007,7 +3115,7 @@
       <w:tr>
         <w:tc>
           <w:tcPr>
-            <w:tcW w:type="dxa" w:w="490"/>
+            <w:tcW w:type="dxa" w:w="512"/>
           </w:tcPr>
           <w:p>
             <w:pPr>
@@ -3025,7 +3133,7 @@
         </w:tc>
         <w:tc>
           <w:tcPr>
-            <w:tcW w:type="dxa" w:w="3091"/>
+            <w:tcW w:type="dxa" w:w="2793"/>
           </w:tcPr>
           <w:p>
             <w:pPr>
@@ -3043,7 +3151,7 @@
         </w:tc>
         <w:tc>
           <w:tcPr>
-            <w:tcW w:type="dxa" w:w="3091"/>
+            <w:tcW w:type="dxa" w:w="3231"/>
           </w:tcPr>
           <w:p>
             <w:pPr>
@@ -3061,7 +3169,7 @@
         </w:tc>
         <w:tc>
           <w:tcPr>
-            <w:tcW w:type="dxa" w:w="2966"/>
+            <w:tcW w:type="dxa" w:w="3101"/>
           </w:tcPr>
           <w:p>
             <w:pPr>
@@ -3090,7 +3198,7 @@
       <w:tr>
         <w:tc>
           <w:tcPr>
-            <w:tcW w:type="dxa" w:w="490"/>
+            <w:tcW w:type="dxa" w:w="512"/>
           </w:tcPr>
           <w:p>
             <w:pPr>
@@ -3108,7 +3216,7 @@
         </w:tc>
         <w:tc>
           <w:tcPr>
-            <w:tcW w:type="dxa" w:w="3091"/>
+            <w:tcW w:type="dxa" w:w="2793"/>
           </w:tcPr>
           <w:p>
             <w:pPr>
@@ -3120,13 +3228,13 @@
                 <w:i w:val="0"/>
                 <w:sz w:val="18"/>
               </w:rPr>
-              <w:t>Waits fall by two-thirds</w:t>
+              <w:t>Fewer long waits, and times that hold</w:t>
             </w:r>
           </w:p>
         </w:tc>
         <w:tc>
           <w:tcPr>
-            <w:tcW w:type="dxa" w:w="3091"/>
+            <w:tcW w:type="dxa" w:w="3231"/>
           </w:tcPr>
           <w:p>
             <w:pPr>
@@ -3138,13 +3246,13 @@
                 <w:i w:val="0"/>
                 <w:sz w:val="18"/>
               </w:rPr>
-              <w:t>Median wait 100 → 33 min; 90th percentile 173 → 62 min; within ±15 min 10% → 73%; the department chooses how much to hold for urgent starts</w:t>
+              <w:t>Against the busiest recorded days: 90th-percentile wait 130 → 76 min; over an hour late 27% → 6%; within ±15 min 30% → 53%; evening median 66 → 36 min. The median stays about the same, preparation included</w:t>
             </w:r>
           </w:p>
         </w:tc>
         <w:tc>
           <w:tcPr>
-            <w:tcW w:type="dxa" w:w="2966"/>
+            <w:tcW w:type="dxa" w:w="3101"/>
           </w:tcPr>
           <w:p>
             <w:pPr>
@@ -3165,7 +3273,7 @@
                 <w:i w:val="0"/>
                 <w:sz w:val="18"/>
               </w:rPr>
-              <w:t xml:space="preserve"> wait curves + KPI numbers</w:t>
+              <w:t xml:space="preserve"> wait curves (records vs simulated) + KPI numbers</w:t>
             </w:r>
           </w:p>
         </w:tc>
@@ -3173,7 +3281,7 @@
       <w:tr>
         <w:tc>
           <w:tcPr>
-            <w:tcW w:type="dxa" w:w="490"/>
+            <w:tcW w:type="dxa" w:w="512"/>
           </w:tcPr>
           <w:p>
             <w:pPr>
@@ -3191,7 +3299,7 @@
         </w:tc>
         <w:tc>
           <w:tcPr>
-            <w:tcW w:type="dxa" w:w="3091"/>
+            <w:tcW w:type="dxa" w:w="2793"/>
           </w:tcPr>
           <w:p>
             <w:pPr>
@@ -3203,13 +3311,13 @@
                 <w:i w:val="0"/>
                 <w:sz w:val="18"/>
               </w:rPr>
-              <w:t>It recovers when the machine fails, by the department's rules</w:t>
+              <w:t>It recovers by the department's own downtime rules</w:t>
             </w:r>
           </w:p>
         </w:tc>
         <w:tc>
           <w:tcPr>
-            <w:tcW w:type="dxa" w:w="3091"/>
+            <w:tcW w:type="dxa" w:w="3231"/>
           </w:tcPr>
           <w:p>
             <w:pPr>
@@ -3221,13 +3329,13 @@
                 <w:i w:val="0"/>
                 <w:sz w:val="18"/>
               </w:rPr>
-              <w:t>45-min fault: everyone treated today, median wait 144 → 40 min. 150-min fault: new starts to the next day, median wait 216 → 35 min</w:t>
+              <w:t>Median wait without → with live re-planning. 45-min fault: 53 → 39 min, every ongoing patient treated today, 1 new start proposed for the next day. 150-min fault: 104 → 36 min, 5 new starts to the next day. Re-plans in 2–11 s</w:t>
             </w:r>
           </w:p>
         </w:tc>
         <w:tc>
           <w:tcPr>
-            <w:tcW w:type="dxa" w:w="2966"/>
+            <w:tcW w:type="dxa" w:w="3101"/>
           </w:tcPr>
           <w:p>
             <w:pPr>
@@ -3240,7 +3348,7 @@
                 <w:i w:val="0"/>
                 <w:sz w:val="18"/>
               </w:rPr>
-              <w:t>fig4b</w:t>
+              <w:t>fig4c</w:t>
             </w:r>
             <w:r>
               <w:rPr>
@@ -3256,7 +3364,7 @@
       <w:tr>
         <w:tc>
           <w:tcPr>
-            <w:tcW w:type="dxa" w:w="490"/>
+            <w:tcW w:type="dxa" w:w="512"/>
           </w:tcPr>
           <w:p>
             <w:pPr>
@@ -3274,7 +3382,7 @@
         </w:tc>
         <w:tc>
           <w:tcPr>
-            <w:tcW w:type="dxa" w:w="3091"/>
+            <w:tcW w:type="dxa" w:w="2793"/>
           </w:tcPr>
           <w:p>
             <w:pPr>
@@ -3292,7 +3400,7 @@
         </w:tc>
         <w:tc>
           <w:tcPr>
-            <w:tcW w:type="dxa" w:w="3091"/>
+            <w:tcW w:type="dxa" w:w="3231"/>
           </w:tcPr>
           <w:p>
             <w:pPr>
@@ -3310,7 +3418,7 @@
         </w:tc>
         <w:tc>
           <w:tcPr>
-            <w:tcW w:type="dxa" w:w="2966"/>
+            <w:tcW w:type="dxa" w:w="3101"/>
           </w:tcPr>
           <w:p>
             <w:pPr>
@@ -3339,7 +3447,7 @@
       <w:tr>
         <w:tc>
           <w:tcPr>
-            <w:tcW w:type="dxa" w:w="490"/>
+            <w:tcW w:type="dxa" w:w="512"/>
           </w:tcPr>
           <w:p>
             <w:pPr>
@@ -3357,7 +3465,7 @@
         </w:tc>
         <w:tc>
           <w:tcPr>
-            <w:tcW w:type="dxa" w:w="3091"/>
+            <w:tcW w:type="dxa" w:w="2793"/>
           </w:tcPr>
           <w:p>
             <w:pPr>
@@ -3375,7 +3483,7 @@
         </w:tc>
         <w:tc>
           <w:tcPr>
-            <w:tcW w:type="dxa" w:w="3091"/>
+            <w:tcW w:type="dxa" w:w="3231"/>
           </w:tcPr>
           <w:p>
             <w:pPr>
@@ -3393,7 +3501,7 @@
         </w:tc>
         <w:tc>
           <w:tcPr>
-            <w:tcW w:type="dxa" w:w="2966"/>
+            <w:tcW w:type="dxa" w:w="3101"/>
           </w:tcPr>
           <w:p>
             <w:pPr>
@@ -3413,7 +3521,7 @@
       <w:tr>
         <w:tc>
           <w:tcPr>
-            <w:tcW w:type="dxa" w:w="490"/>
+            <w:tcW w:type="dxa" w:w="512"/>
           </w:tcPr>
           <w:p>
             <w:pPr>
@@ -3431,7 +3539,7 @@
         </w:tc>
         <w:tc>
           <w:tcPr>
-            <w:tcW w:type="dxa" w:w="3091"/>
+            <w:tcW w:type="dxa" w:w="2793"/>
           </w:tcPr>
           <w:p>
             <w:pPr>
@@ -3449,7 +3557,7 @@
         </w:tc>
         <w:tc>
           <w:tcPr>
-            <w:tcW w:type="dxa" w:w="3091"/>
+            <w:tcW w:type="dxa" w:w="3231"/>
           </w:tcPr>
           <w:p>
             <w:pPr>
@@ -3461,13 +3569,13 @@
                 <w:i w:val="0"/>
                 <w:sz w:val="18"/>
               </w:rPr>
-              <w:t>Baseline 2 weeks, shadow 3 weeks, live 8 weeks. Primary KPI: median wait (target −40%). About ₹2–3 lakh</w:t>
+              <w:t>Baseline 2 weeks, shadow 3 weeks, live 8 weeks. Primary KPI: 90th-percentile wait at least 25% lower (records: 109 min). Also: over an hour late 22% → 10% or fewer. About ₹2–3 lakh</w:t>
             </w:r>
           </w:p>
         </w:tc>
         <w:tc>
           <w:tcPr>
-            <w:tcW w:type="dxa" w:w="2966"/>
+            <w:tcW w:type="dxa" w:w="3101"/>
           </w:tcPr>
           <w:p>
             <w:pPr>
@@ -3487,7 +3595,7 @@
       <w:tr>
         <w:tc>
           <w:tcPr>
-            <w:tcW w:type="dxa" w:w="490"/>
+            <w:tcW w:type="dxa" w:w="512"/>
           </w:tcPr>
           <w:p>
             <w:pPr>
@@ -3505,7 +3613,7 @@
         </w:tc>
         <w:tc>
           <w:tcPr>
-            <w:tcW w:type="dxa" w:w="3091"/>
+            <w:tcW w:type="dxa" w:w="2793"/>
           </w:tcPr>
           <w:p>
             <w:pPr>
@@ -3523,7 +3631,7 @@
         </w:tc>
         <w:tc>
           <w:tcPr>
-            <w:tcW w:type="dxa" w:w="3091"/>
+            <w:tcW w:type="dxa" w:w="3231"/>
           </w:tcPr>
           <w:p>
             <w:pPr>
@@ -3541,7 +3649,7 @@
         </w:tc>
         <w:tc>
           <w:tcPr>
-            <w:tcW w:type="dxa" w:w="2966"/>
+            <w:tcW w:type="dxa" w:w="3101"/>
           </w:tcPr>
           <w:p>
             <w:pPr>
@@ -3720,7 +3828,7 @@
                 <w:i w:val="0"/>
                 <w:sz w:val="18"/>
               </w:rPr>
-              <w:t>"Every weekday, about eighty people come to our radiotherapy machine, many for six or seven weeks. They all have appointments, and many still wait for hours, because times are given by hand, without knowing how long each treatment will take."</w:t>
+              <w:t>"Every weekday, about eighty people come to our radiotherapy machine, many for six or seven weeks. They all have appointments, yet our own records show one in ten waiting almost two hours, and the evening waits longest, because times are given by hand, without knowing how long each treatment will take."</w:t>
             </w:r>
           </w:p>
         </w:tc>
@@ -3888,7 +3996,7 @@
                 <w:i w:val="0"/>
                 <w:sz w:val="18"/>
               </w:rPr>
-              <w:t>"On a synthetic eighty-seven-patient day under our department's own rules, simulated three hundred times, the median wait fell from 100 minutes to 33, and every hard rule held."</w:t>
+              <w:t>"We tested it on a synthetic eighty-seven-patient day, busier than any in our records, under our own rules, three hundred times. The longest waits fell from a hundred and thirty minutes to seventy-six, only six percent were treated more than an hour late instead of twenty-seven, and every hard rule held."</w:t>
             </w:r>
           </w:p>
         </w:tc>
@@ -4112,7 +4220,7 @@
                 <w:i w:val="0"/>
                 <w:sz w:val="18"/>
               </w:rPr>
-              <w:t>"Our 90-day pilot targets a forty-percent shorter wait. RAD-SMART: the right patient, on the right machine, at a predictable time."</w:t>
+              <w:t>"Our 90-day pilot aims to cut the longest waits by at least a quarter. RAD-SMART: the right patient, on the right machine, at a predictable time."</w:t>
             </w:r>
           </w:p>
         </w:tc>
@@ -4141,6 +4249,38 @@
           <w:i w:val="0"/>
         </w:rPr>
         <w:t>5. Likely jury questions</w:t>
+      </w:r>
+    </w:p>
+    <w:p>
+      <w:r>
+        <w:rPr>
+          <w:b/>
+          <w:i w:val="0"/>
+        </w:rPr>
+        <w:t>Is the data real?</w:t>
+      </w:r>
+      <w:r>
+        <w:rPr>
+          <w:b w:val="0"/>
+          <w:i w:val="0"/>
+        </w:rPr>
+        <w:t xml:space="preserve"> The prototype's patients are synthetic. The rules are the department's (its answers of 21 September 2026), and its anonymised arrival and treatment records for 55 days (October–December 2024, 3,137 patient-days) calibrate the digital twin: how appointment times are spread over the day and how early patients arrive. We quote today's figures from those records, not from our model, and publish only aggregates (medians, percentages and hourly profiles). The spreadsheet never leaves the team.</w:t>
+      </w:r>
+    </w:p>
+    <w:p>
+      <w:r>
+        <w:rPr>
+          <w:b/>
+          <w:i w:val="0"/>
+        </w:rPr>
+        <w:t>Why doesn't the median wait fall?</w:t>
+      </w:r>
+      <w:r>
+        <w:rPr>
+          <w:b w:val="0"/>
+          <w:i w:val="0"/>
+        </w:rPr>
+        <w:t xml:space="preserve"> Every patient is asked to arrive 20 minutes early (45 for pelvic patients) to change and prepare, so a short wait is built in. What RAD-SMART removes is the long, unpredictable wait. On a day busier than any recorded, one patient in ten waits 76 minutes or more instead of 130, only 6% are treated more than an hour late instead of 27%, and evening patients no longer wait three times as long as morning ones. Morning patients wait a little longer than today, mostly that preparation time.</w:t>
       </w:r>
     </w:p>
     <w:p>
@@ -4232,7 +4372,7 @@
           <w:b w:val="0"/>
           <w:i w:val="0"/>
         </w:rPr>
-        <w:t xml:space="preserve"> The department records no timestamps today, so we start from its own estimate table. The prototype shows that averages alone deliver most of the benefit (100 → 35 minutes). QR check-in and a tablet tap at room entry and exit then collect real durations, and the model learns weekly.</w:t>
+        <w:t xml:space="preserve"> The department records arrival and treatment-start times but not how long sessions take, so we start from its own estimate table. The prototype shows that averages alone deliver most of the benefit (a 90th-percentile wait of 82 minutes with averages, 76 with machine learning). A tablet tap at room entry and exit then collects real durations, and the model learns weekly.</w:t>
       </w:r>
     </w:p>
     <w:p>
@@ -4280,7 +4420,7 @@
           <w:b w:val="0"/>
           <w:i w:val="0"/>
         </w:rPr>
-        <w:t xml:space="preserve"> Because the plan holds 40 minutes for same-day urgent starts and imaging re-treatments. That keeps waits short, but the last patient finishes at 00:53 instead of 00:29. Holding nothing ends the day at 00:17, earlier than today, with a 43-minute median wait. It is one setting, and the department chooses.</w:t>
+        <w:t xml:space="preserve"> The test day has 87 patients, 10 more than the busiest recorded day, and the plan holds 40 minutes for same-day urgent starts and imaging re-treatments. Holding that time keeps waits short, but the last patient finishes at about 01:03. Holding nothing ends the day at 00:49, with a 90th-percentile wait of 88 minutes instead of 76. It is one setting, and the department chooses.</w:t>
       </w:r>
     </w:p>
     <w:p>
@@ -4328,7 +4468,7 @@
           <w:b w:val="0"/>
           <w:i w:val="0"/>
         </w:rPr>
-        <w:t xml:space="preserve"> Two weeks of timestamp capture and baseline measurement (the department records none today), three weeks of shadow mode, then eight weeks live on one machine. We will report daily median wait as an interrupted time series, alongside balancing measures (throughput, overtime, equity, override rate).</w:t>
+        <w:t xml:space="preserve"> Two weeks adding room entry and exit taps to the arrival and treatment times the department already records, to refresh the baseline, then three weeks of shadow mode and eight weeks live on one machine. The primary KPI is the 90th-percentile wait (109 minutes in the records; target at least 25% lower), reported as an interrupted time series. Secondary measures are punctuality (over an hour late: 22% → 10% or fewer), the median wait, which must not rise, and balancing measures (throughput, overtime, equity, override rate).</w:t>
       </w:r>
     </w:p>
     <w:sectPr>

--- a/docs/Round1_Submission_Kit.docx
+++ b/docs/Round1_Submission_Kit.docx
@@ -66,7 +66,7 @@
           <w:b w:val="0"/>
           <w:i w:val="0"/>
         </w:rPr>
-        <w:t xml:space="preserve">This kit contains ready-to-paste answers for the five Round 1 sections, the outline of our 14-slide deck, a 3-minute video script, likely jury questions, and a checklist. The deck and an interactive results page are already built and published (sections 2.5 and 2.6). Each answer comes in a </w:t>
+        <w:t xml:space="preserve">This kit contains ready-to-paste answers for the five Round 1 sections, the outline of our 8-slide deck, a 3-minute video script, likely jury questions, and a checklist. The deck and an interactive results page are already built and published (sections 2.5 and 2.6). Each answer comes in a </w:t>
       </w:r>
       <w:r>
         <w:rPr>
@@ -657,7 +657,7 @@
                 <w:i w:val="0"/>
                 <w:sz w:val="18"/>
               </w:rPr>
-              <w:t>Team names are in section 2.3, report Section 9.5 and deck slides 1 and 14. Add a line on each member's background if the form asks</w:t>
+              <w:t>Team names and roles are on deck slide 1, in section 2.3 and in report Section 9.5. Add a line on each member's background if the form asks</w:t>
             </w:r>
           </w:p>
         </w:tc>
@@ -693,7 +693,7 @@
                 <w:i w:val="0"/>
                 <w:sz w:val="18"/>
               </w:rPr>
-              <w:t>22 Sep</w:t>
+              <w:t>24 Sep</w:t>
             </w:r>
           </w:p>
         </w:tc>
@@ -1865,7 +1865,7 @@
           <w:b w:val="0"/>
           <w:i w:val="0"/>
         </w:rPr>
-        <w:t xml:space="preserve"> Dr Akshay Dinesan leads the team. Abhinand T M is the technical lead, with P S Raghotham Rao on the build. Dr Shirley Lewis Salins and Dr Umesh Velu complete the team, so three of the five members are doctors. Together we cover operations research, machine learning, Indian-language AI, product building and clinical practice.</w:t>
+        <w:t xml:space="preserve"> Dr Akshay Dinesan is the team leader and doctor partner. Abhinand T M is the technical lead and P S Raghotham Rao the lead engineer. Dr Shirley Lewis Salins and Dr Umesh Velu are doctor partners, so three of the five members are practising doctors. Together we cover operations research, machine learning, Indian-language AI, product building and clinical practice.</w:t>
       </w:r>
     </w:p>
     <w:p>
@@ -1913,7 +1913,7 @@
           <w:b w:val="0"/>
           <w:i w:val="0"/>
         </w:rPr>
-        <w:t>Dr Akshay Dinesan owns the problem in a working radiotherapy department (a Versa HD, with a second machine arriving in early 2027), has given us the department's rules, and can take it to a real pilot. Dr Akshay leads a five-member team: Abhinand T M (technical lead), P S Raghotham Rao, Dr Shirley Lewis Salins and Dr Umesh Velu. Together they cover optimisation, machine learning, Indian-language AI, full-stack development and clinical practice. It has already built a working prototype that plans an 87-patient day under the department's rules, re-plans machine faults in seconds, and was tested over 300 simulated days against the department's own records.</w:t>
+        <w:t>Dr Akshay Dinesan owns the problem in a working radiotherapy department (a Versa HD, with a second machine arriving in early 2027), has given us the department's rules, and can take it to a real pilot. Dr Akshay leads a five-member team: Abhinand T M (technical lead), P S Raghotham Rao (lead engineer), and Dr Shirley Lewis Salins and Dr Umesh Velu (doctor partners). Together they cover optimisation, machine learning, Indian-language AI, full-stack development and clinical practice. It has already built a working prototype that plans an 87-patient day under the department's rules, re-plans machine faults in seconds, and was tested over 300 simulated days against the department's own records.</w:t>
       </w:r>
     </w:p>
     <w:p>
@@ -2148,7 +2148,7 @@
           <w:b w:val="0"/>
           <w:i w:val="0"/>
         </w:rPr>
-        <w:t>The 14-slide deck is built and published at https://claude.ai/artifact/LhSJi3g5j23xLHxTRYiSgw (section 3 lists the slides). Before uploading:</w:t>
+        <w:t>The 8-slide deck is built and published at https://claude.ai/artifact/LhSJi3g5j23xLHxTRYiSgw (section 3 lists the slides). Before uploading:</w:t>
       </w:r>
     </w:p>
     <w:p>
@@ -2171,7 +2171,7 @@
           <w:b w:val="0"/>
           <w:i w:val="0"/>
         </w:rPr>
-        <w:t>Check the names on slides 1 and 14.</w:t>
+        <w:t>Check the names and roles on slide 1.</w:t>
       </w:r>
     </w:p>
     <w:p>
@@ -2461,7 +2461,7 @@
           <w:b w:val="0"/>
           <w:i w:val="0"/>
         </w:rPr>
-        <w:t>3. Deck outline (14 slides, published)</w:t>
+        <w:t>3. Deck outline (8 slides, published)</w:t>
       </w:r>
     </w:p>
     <w:p>
@@ -2519,7 +2519,7 @@
       <w:tr>
         <w:tc>
           <w:tcPr>
-            <w:tcW w:type="dxa" w:w="512"/>
+            <w:tcW w:type="dxa" w:w="505"/>
             <w:shd w:val="clear" w:color="auto" w:fill="E8EFF9"/>
           </w:tcPr>
           <w:p>
@@ -2538,7 +2538,7 @@
         </w:tc>
         <w:tc>
           <w:tcPr>
-            <w:tcW w:type="dxa" w:w="2793"/>
+            <w:tcW w:type="dxa" w:w="2756"/>
             <w:shd w:val="clear" w:color="auto" w:fill="E8EFF9"/>
           </w:tcPr>
           <w:p>
@@ -2557,7 +2557,7 @@
         </w:tc>
         <w:tc>
           <w:tcPr>
-            <w:tcW w:type="dxa" w:w="3231"/>
+            <w:tcW w:type="dxa" w:w="3188"/>
             <w:shd w:val="clear" w:color="auto" w:fill="E8EFF9"/>
           </w:tcPr>
           <w:p>
@@ -2576,7 +2576,7 @@
         </w:tc>
         <w:tc>
           <w:tcPr>
-            <w:tcW w:type="dxa" w:w="3101"/>
+            <w:tcW w:type="dxa" w:w="3188"/>
             <w:shd w:val="clear" w:color="auto" w:fill="E8EFF9"/>
           </w:tcPr>
           <w:p>
@@ -2597,7 +2597,7 @@
       <w:tr>
         <w:tc>
           <w:tcPr>
-            <w:tcW w:type="dxa" w:w="512"/>
+            <w:tcW w:type="dxa" w:w="505"/>
           </w:tcPr>
           <w:p>
             <w:pPr>
@@ -2615,7 +2615,7 @@
         </w:tc>
         <w:tc>
           <w:tcPr>
-            <w:tcW w:type="dxa" w:w="2793"/>
+            <w:tcW w:type="dxa" w:w="2756"/>
           </w:tcPr>
           <w:p>
             <w:pPr>
@@ -2633,7 +2633,7 @@
         </w:tc>
         <w:tc>
           <w:tcPr>
-            <w:tcW w:type="dxa" w:w="3231"/>
+            <w:tcW w:type="dxa" w:w="3188"/>
           </w:tcPr>
           <w:p>
             <w:pPr>
@@ -2651,7 +2651,7 @@
         </w:tc>
         <w:tc>
           <w:tcPr>
-            <w:tcW w:type="dxa" w:w="3101"/>
+            <w:tcW w:type="dxa" w:w="3188"/>
           </w:tcPr>
           <w:p>
             <w:pPr>
@@ -2663,7 +2663,7 @@
                 <w:i w:val="0"/>
                 <w:sz w:val="18"/>
               </w:rPr>
-              <w:t>Title; doctor partner and team; Cancer track, use case 04</w:t>
+              <w:t>Title; the five team members and their roles; Cancer track, use case 04</w:t>
             </w:r>
           </w:p>
         </w:tc>
@@ -2671,7 +2671,7 @@
       <w:tr>
         <w:tc>
           <w:tcPr>
-            <w:tcW w:type="dxa" w:w="512"/>
+            <w:tcW w:type="dxa" w:w="505"/>
           </w:tcPr>
           <w:p>
             <w:pPr>
@@ -2689,7 +2689,7 @@
         </w:tc>
         <w:tc>
           <w:tcPr>
-            <w:tcW w:type="dxa" w:w="2793"/>
+            <w:tcW w:type="dxa" w:w="2756"/>
           </w:tcPr>
           <w:p>
             <w:pPr>
@@ -2707,7 +2707,7 @@
         </w:tc>
         <w:tc>
           <w:tcPr>
-            <w:tcW w:type="dxa" w:w="3231"/>
+            <w:tcW w:type="dxa" w:w="3188"/>
           </w:tcPr>
           <w:p>
             <w:pPr>
@@ -2725,7 +2725,7 @@
         </w:tc>
         <w:tc>
           <w:tcPr>
-            <w:tcW w:type="dxa" w:w="3101"/>
+            <w:tcW w:type="dxa" w:w="3188"/>
           </w:tcPr>
           <w:p>
             <w:pPr>
@@ -2745,7 +2745,7 @@
       <w:tr>
         <w:tc>
           <w:tcPr>
-            <w:tcW w:type="dxa" w:w="512"/>
+            <w:tcW w:type="dxa" w:w="505"/>
           </w:tcPr>
           <w:p>
             <w:pPr>
@@ -2763,7 +2763,7 @@
         </w:tc>
         <w:tc>
           <w:tcPr>
-            <w:tcW w:type="dxa" w:w="2793"/>
+            <w:tcW w:type="dxa" w:w="2756"/>
           </w:tcPr>
           <w:p>
             <w:pPr>
@@ -2781,7 +2781,7 @@
         </w:tc>
         <w:tc>
           <w:tcPr>
-            <w:tcW w:type="dxa" w:w="3231"/>
+            <w:tcW w:type="dxa" w:w="3188"/>
           </w:tcPr>
           <w:p>
             <w:pPr>
@@ -2799,7 +2799,7 @@
         </w:tc>
         <w:tc>
           <w:tcPr>
-            <w:tcW w:type="dxa" w:w="3101"/>
+            <w:tcW w:type="dxa" w:w="3188"/>
           </w:tcPr>
           <w:p>
             <w:pPr>
@@ -2819,7 +2819,7 @@
       <w:tr>
         <w:tc>
           <w:tcPr>
-            <w:tcW w:type="dxa" w:w="512"/>
+            <w:tcW w:type="dxa" w:w="505"/>
           </w:tcPr>
           <w:p>
             <w:pPr>
@@ -2837,7 +2837,7 @@
         </w:tc>
         <w:tc>
           <w:tcPr>
-            <w:tcW w:type="dxa" w:w="2793"/>
+            <w:tcW w:type="dxa" w:w="2756"/>
           </w:tcPr>
           <w:p>
             <w:pPr>
@@ -2855,7 +2855,7 @@
         </w:tc>
         <w:tc>
           <w:tcPr>
-            <w:tcW w:type="dxa" w:w="3231"/>
+            <w:tcW w:type="dxa" w:w="3188"/>
           </w:tcPr>
           <w:p>
             <w:pPr>
@@ -2873,7 +2873,7 @@
         </w:tc>
         <w:tc>
           <w:tcPr>
-            <w:tcW w:type="dxa" w:w="3101"/>
+            <w:tcW w:type="dxa" w:w="3188"/>
           </w:tcPr>
           <w:p>
             <w:pPr>
@@ -2893,7 +2893,7 @@
       <w:tr>
         <w:tc>
           <w:tcPr>
-            <w:tcW w:type="dxa" w:w="512"/>
+            <w:tcW w:type="dxa" w:w="505"/>
           </w:tcPr>
           <w:p>
             <w:pPr>
@@ -2911,7 +2911,7 @@
         </w:tc>
         <w:tc>
           <w:tcPr>
-            <w:tcW w:type="dxa" w:w="2793"/>
+            <w:tcW w:type="dxa" w:w="2756"/>
           </w:tcPr>
           <w:p>
             <w:pPr>
@@ -2923,13 +2923,13 @@
                 <w:i w:val="0"/>
                 <w:sz w:val="18"/>
               </w:rPr>
-              <w:t>How RAD-SMART works</w:t>
+              <w:t>How RAD-SMART works, and who decides</w:t>
             </w:r>
           </w:p>
         </w:tc>
         <w:tc>
           <w:tcPr>
-            <w:tcW w:type="dxa" w:w="3231"/>
+            <w:tcW w:type="dxa" w:w="3188"/>
           </w:tcPr>
           <w:p>
             <w:pPr>
@@ -2941,13 +2941,13 @@
                 <w:i w:val="0"/>
                 <w:sz w:val="18"/>
               </w:rPr>
-              <w:t>Predict, optimise, simulate, explain, with people approving every step</w:t>
+              <w:t>Predict, optimise, simulate, explain, each with its PoC result; then the four points in the day where a named person decides, and the light-touch data sources</w:t>
             </w:r>
           </w:p>
         </w:tc>
         <w:tc>
           <w:tcPr>
-            <w:tcW w:type="dxa" w:w="3101"/>
+            <w:tcW w:type="dxa" w:w="3188"/>
           </w:tcPr>
           <w:p>
             <w:pPr>
@@ -2959,7 +2959,7 @@
                 <w:i w:val="0"/>
                 <w:sz w:val="18"/>
               </w:rPr>
-              <w:t>Architecture diagram</w:t>
+              <w:t>Four technique tiles + a human-in-the-loop band</w:t>
             </w:r>
           </w:p>
         </w:tc>
@@ -2967,7 +2967,7 @@
       <w:tr>
         <w:tc>
           <w:tcPr>
-            <w:tcW w:type="dxa" w:w="512"/>
+            <w:tcW w:type="dxa" w:w="505"/>
           </w:tcPr>
           <w:p>
             <w:pPr>
@@ -2985,155 +2985,7 @@
         </w:tc>
         <w:tc>
           <w:tcPr>
-            <w:tcW w:type="dxa" w:w="2793"/>
-          </w:tcPr>
-          <w:p>
-            <w:pPr>
-              <w:spacing w:after="0"/>
-            </w:pPr>
-            <w:r>
-              <w:rPr>
-                <w:b w:val="0"/>
-                <w:i w:val="0"/>
-                <w:sz w:val="18"/>
-              </w:rPr>
-              <w:t>Automation proposes; people decide</w:t>
-            </w:r>
-          </w:p>
-        </w:tc>
-        <w:tc>
-          <w:tcPr>
-            <w:tcW w:type="dxa" w:w="3231"/>
-          </w:tcPr>
-          <w:p>
-            <w:pPr>
-              <w:spacing w:after="0"/>
-            </w:pPr>
-            <w:r>
-              <w:rPr>
-                <w:b w:val="0"/>
-                <w:i w:val="0"/>
-                <w:sz w:val="18"/>
-              </w:rPr>
-              <w:t>Two days ahead, evening before, during the day, after the day</w:t>
-            </w:r>
-          </w:p>
-        </w:tc>
-        <w:tc>
-          <w:tcPr>
-            <w:tcW w:type="dxa" w:w="3101"/>
-          </w:tcPr>
-          <w:p>
-            <w:pPr>
-              <w:spacing w:after="0"/>
-            </w:pPr>
-            <w:r>
-              <w:rPr>
-                <w:b w:val="0"/>
-                <w:i w:val="0"/>
-                <w:sz w:val="18"/>
-              </w:rPr>
-              <w:t>Four-step daily loop</w:t>
-            </w:r>
-          </w:p>
-        </w:tc>
-      </w:tr>
-      <w:tr>
-        <w:tc>
-          <w:tcPr>
-            <w:tcW w:type="dxa" w:w="512"/>
-          </w:tcPr>
-          <w:p>
-            <w:pPr>
-              <w:spacing w:after="0"/>
-            </w:pPr>
-            <w:r>
-              <w:rPr>
-                <w:b w:val="0"/>
-                <w:i w:val="0"/>
-                <w:sz w:val="18"/>
-              </w:rPr>
-              <w:t>7</w:t>
-            </w:r>
-          </w:p>
-        </w:tc>
-        <w:tc>
-          <w:tcPr>
-            <w:tcW w:type="dxa" w:w="2793"/>
-          </w:tcPr>
-          <w:p>
-            <w:pPr>
-              <w:spacing w:after="0"/>
-            </w:pPr>
-            <w:r>
-              <w:rPr>
-                <w:b w:val="0"/>
-                <w:i w:val="0"/>
-                <w:sz w:val="18"/>
-              </w:rPr>
-              <w:t>AI where each technique is strongest</w:t>
-            </w:r>
-          </w:p>
-        </w:tc>
-        <w:tc>
-          <w:tcPr>
-            <w:tcW w:type="dxa" w:w="3231"/>
-          </w:tcPr>
-          <w:p>
-            <w:pPr>
-              <w:spacing w:after="0"/>
-            </w:pPr>
-            <w:r>
-              <w:rPr>
-                <w:b w:val="0"/>
-                <w:i w:val="0"/>
-                <w:sz w:val="18"/>
-              </w:rPr>
-              <w:t>ML for minutes; the optimiser guarantees rules; the twin tests; the Sarvam copilot explains and speaks Kannada, Malayalam, Hindi and English, with recorded Tulu voice notes</w:t>
-            </w:r>
-          </w:p>
-        </w:tc>
-        <w:tc>
-          <w:tcPr>
-            <w:tcW w:type="dxa" w:w="3101"/>
-          </w:tcPr>
-          <w:p>
-            <w:pPr>
-              <w:spacing w:after="0"/>
-            </w:pPr>
-            <w:r>
-              <w:rPr>
-                <w:b w:val="0"/>
-                <w:i w:val="0"/>
-                <w:sz w:val="18"/>
-              </w:rPr>
-              <w:t>Four tiles; Sarvam components</w:t>
-            </w:r>
-          </w:p>
-        </w:tc>
-      </w:tr>
-      <w:tr>
-        <w:tc>
-          <w:tcPr>
-            <w:tcW w:type="dxa" w:w="512"/>
-          </w:tcPr>
-          <w:p>
-            <w:pPr>
-              <w:spacing w:after="0"/>
-            </w:pPr>
-            <w:r>
-              <w:rPr>
-                <w:b w:val="0"/>
-                <w:i w:val="0"/>
-                <w:sz w:val="18"/>
-              </w:rPr>
-              <w:t>8</w:t>
-            </w:r>
-          </w:p>
-        </w:tc>
-        <w:tc>
-          <w:tcPr>
-            <w:tcW w:type="dxa" w:w="2793"/>
+            <w:tcW w:type="dxa" w:w="2756"/>
           </w:tcPr>
           <w:p>
             <w:pPr>
@@ -3151,7 +3003,7 @@
         </w:tc>
         <w:tc>
           <w:tcPr>
-            <w:tcW w:type="dxa" w:w="3231"/>
+            <w:tcW w:type="dxa" w:w="3188"/>
           </w:tcPr>
           <w:p>
             <w:pPr>
@@ -3163,13 +3015,13 @@
                 <w:i w:val="0"/>
                 <w:sz w:val="18"/>
               </w:rPr>
-              <w:t>87 patients from 08:30 to 00:45, all 7 hard rules re-checked, a reason for every placement</w:t>
+              <w:t>87 patients from 08:30 to 00:39, all 7 hard rules re-checked, a reason for every placement</w:t>
             </w:r>
           </w:p>
         </w:tc>
         <w:tc>
           <w:tcPr>
-            <w:tcW w:type="dxa" w:w="3101"/>
+            <w:tcW w:type="dxa" w:w="3188"/>
           </w:tcPr>
           <w:p>
             <w:pPr>
@@ -3198,7 +3050,7 @@
       <w:tr>
         <w:tc>
           <w:tcPr>
-            <w:tcW w:type="dxa" w:w="512"/>
+            <w:tcW w:type="dxa" w:w="505"/>
           </w:tcPr>
           <w:p>
             <w:pPr>
@@ -3210,13 +3062,13 @@
                 <w:i w:val="0"/>
                 <w:sz w:val="18"/>
               </w:rPr>
-              <w:t>9</w:t>
+              <w:t>7</w:t>
             </w:r>
           </w:p>
         </w:tc>
         <w:tc>
           <w:tcPr>
-            <w:tcW w:type="dxa" w:w="2793"/>
+            <w:tcW w:type="dxa" w:w="2756"/>
           </w:tcPr>
           <w:p>
             <w:pPr>
@@ -3234,7 +3086,7 @@
         </w:tc>
         <w:tc>
           <w:tcPr>
-            <w:tcW w:type="dxa" w:w="3231"/>
+            <w:tcW w:type="dxa" w:w="3188"/>
           </w:tcPr>
           <w:p>
             <w:pPr>
@@ -3246,13 +3098,13 @@
                 <w:i w:val="0"/>
                 <w:sz w:val="18"/>
               </w:rPr>
-              <w:t>Against the busiest recorded days: 90th-percentile wait 130 → 76 min; over an hour late 27% → 6%; within ±15 min 30% → 53%; evening median 66 → 36 min. The median stays about the same, preparation included</w:t>
+              <w:t>Against the busiest recorded days: 90th-percentile wait 130 → 76 min; over an hour late 27% → 6%; evening median 66 → 36 min; after a 150-min machine fault 104 → 36 min with live re-planning. The median stays about the same, preparation included</w:t>
             </w:r>
           </w:p>
         </w:tc>
         <w:tc>
           <w:tcPr>
-            <w:tcW w:type="dxa" w:w="3101"/>
+            <w:tcW w:type="dxa" w:w="3188"/>
           </w:tcPr>
           <w:p>
             <w:pPr>
@@ -3281,7 +3133,7 @@
       <w:tr>
         <w:tc>
           <w:tcPr>
-            <w:tcW w:type="dxa" w:w="512"/>
+            <w:tcW w:type="dxa" w:w="505"/>
           </w:tcPr>
           <w:p>
             <w:pPr>
@@ -3293,13 +3145,13 @@
                 <w:i w:val="0"/>
                 <w:sz w:val="18"/>
               </w:rPr>
-              <w:t>10</w:t>
+              <w:t>8</w:t>
             </w:r>
           </w:p>
         </w:tc>
         <w:tc>
           <w:tcPr>
-            <w:tcW w:type="dxa" w:w="2793"/>
+            <w:tcW w:type="dxa" w:w="2756"/>
           </w:tcPr>
           <w:p>
             <w:pPr>
@@ -3311,13 +3163,13 @@
                 <w:i w:val="0"/>
                 <w:sz w:val="18"/>
               </w:rPr>
-              <w:t>It recovers by the department's own downtime rules</w:t>
+              <w:t>Safe by design, then 90 days on the Versa HD</w:t>
             </w:r>
           </w:p>
         </w:tc>
         <w:tc>
           <w:tcPr>
-            <w:tcW w:type="dxa" w:w="3231"/>
+            <w:tcW w:type="dxa" w:w="3188"/>
           </w:tcPr>
           <w:p>
             <w:pPr>
@@ -3329,42 +3181,13 @@
                 <w:i w:val="0"/>
                 <w:sz w:val="18"/>
               </w:rPr>
-              <w:t>Median wait without → with live re-planning. 45-min fault: 53 → 39 min, every ongoing patient treated today, 1 new start proposed for the next day. 150-min fault: 104 → 36 min, 5 new starts to the next day. Re-plans in 2–11 s</w:t>
+              <w:t>Six guardrails (approval, independent rule check, clinicians decide, no identifiers to AI, audit trail, synthetic and anonymised data); baseline 2 weeks, shadow 3 weeks, live 8 weeks; primary KPI: 90th-percentile wait at least 25% lower (records: 109 min); the ask</w:t>
             </w:r>
           </w:p>
         </w:tc>
         <w:tc>
           <w:tcPr>
-            <w:tcW w:type="dxa" w:w="3101"/>
-          </w:tcPr>
-          <w:p>
-            <w:pPr>
-              <w:spacing w:after="0"/>
-            </w:pPr>
-            <w:r>
-              <w:rPr>
-                <w:rFonts w:ascii="Consolas" w:hAnsi="Consolas"/>
-                <w:b w:val="0"/>
-                <w:i w:val="0"/>
-                <w:sz w:val="18"/>
-              </w:rPr>
-              <w:t>fig4c</w:t>
-            </w:r>
-            <w:r>
-              <w:rPr>
-                <w:b w:val="0"/>
-                <w:i w:val="0"/>
-                <w:sz w:val="18"/>
-              </w:rPr>
-              <w:t xml:space="preserve"> waiting room</w:t>
-            </w:r>
-          </w:p>
-        </w:tc>
-      </w:tr>
-      <w:tr>
-        <w:tc>
-          <w:tcPr>
-            <w:tcW w:type="dxa" w:w="512"/>
+            <w:tcW w:type="dxa" w:w="3188"/>
           </w:tcPr>
           <w:p>
             <w:pPr>
@@ -3376,292 +3199,7 @@
                 <w:i w:val="0"/>
                 <w:sz w:val="18"/>
               </w:rPr>
-              <w:t>11</w:t>
-            </w:r>
-          </w:p>
-        </w:tc>
-        <w:tc>
-          <w:tcPr>
-            <w:tcW w:type="dxa" w:w="2793"/>
-          </w:tcPr>
-          <w:p>
-            <w:pPr>
-              <w:spacing w:after="0"/>
-            </w:pPr>
-            <w:r>
-              <w:rPr>
-                <w:b w:val="0"/>
-                <w:i w:val="0"/>
-                <w:sz w:val="18"/>
-              </w:rPr>
-              <w:t>New starts balanced by minutes, not head-count</w:t>
-            </w:r>
-          </w:p>
-        </w:tc>
-        <w:tc>
-          <w:tcPr>
-            <w:tcW w:type="dxa" w:w="3231"/>
-          </w:tcPr>
-          <w:p>
-            <w:pPr>
-              <w:spacing w:after="0"/>
-            </w:pPr>
-            <w:r>
-              <w:rPr>
-                <w:b w:val="0"/>
-                <w:i w:val="0"/>
-                <w:sz w:val="18"/>
-              </w:rPr>
-              <w:t>Two machines and a TBI week: peak load 154% → 98%; TBI days fitted exactly</w:t>
-            </w:r>
-          </w:p>
-        </w:tc>
-        <w:tc>
-          <w:tcPr>
-            <w:tcW w:type="dxa" w:w="3101"/>
-          </w:tcPr>
-          <w:p>
-            <w:pPr>
-              <w:spacing w:after="0"/>
-            </w:pPr>
-            <w:r>
-              <w:rPr>
-                <w:rFonts w:ascii="Consolas" w:hAnsi="Consolas"/>
-                <w:b w:val="0"/>
-                <w:i w:val="0"/>
-                <w:sz w:val="18"/>
-              </w:rPr>
-              <w:t>fig5</w:t>
-            </w:r>
-            <w:r>
-              <w:rPr>
-                <w:b w:val="0"/>
-                <w:i w:val="0"/>
-                <w:sz w:val="18"/>
-              </w:rPr>
-              <w:t xml:space="preserve"> capacity forecast</w:t>
-            </w:r>
-          </w:p>
-        </w:tc>
-      </w:tr>
-      <w:tr>
-        <w:tc>
-          <w:tcPr>
-            <w:tcW w:type="dxa" w:w="512"/>
-          </w:tcPr>
-          <w:p>
-            <w:pPr>
-              <w:spacing w:after="0"/>
-            </w:pPr>
-            <w:r>
-              <w:rPr>
-                <w:b w:val="0"/>
-                <w:i w:val="0"/>
-                <w:sz w:val="18"/>
-              </w:rPr>
-              <w:t>12</w:t>
-            </w:r>
-          </w:p>
-        </w:tc>
-        <w:tc>
-          <w:tcPr>
-            <w:tcW w:type="dxa" w:w="2793"/>
-          </w:tcPr>
-          <w:p>
-            <w:pPr>
-              <w:spacing w:after="0"/>
-            </w:pPr>
-            <w:r>
-              <w:rPr>
-                <w:b w:val="0"/>
-                <w:i w:val="0"/>
-                <w:sz w:val="18"/>
-              </w:rPr>
-              <w:t>Safe by design</w:t>
-            </w:r>
-          </w:p>
-        </w:tc>
-        <w:tc>
-          <w:tcPr>
-            <w:tcW w:type="dxa" w:w="3231"/>
-          </w:tcPr>
-          <w:p>
-            <w:pPr>
-              <w:spacing w:after="0"/>
-            </w:pPr>
-            <w:r>
-              <w:rPr>
-                <w:b w:val="0"/>
-                <w:i w:val="0"/>
-                <w:sz w:val="18"/>
-              </w:rPr>
-              <w:t>A senior RTT or oncologist approves every plan; one-tap override, audit trail; no clinical inputs; no identifiers to AI; DPDP-aligned; works from Excel, paper and WhatsApp</w:t>
-            </w:r>
-          </w:p>
-        </w:tc>
-        <w:tc>
-          <w:tcPr>
-            <w:tcW w:type="dxa" w:w="3101"/>
-          </w:tcPr>
-          <w:p>
-            <w:pPr>
-              <w:spacing w:after="0"/>
-            </w:pPr>
-            <w:r>
-              <w:rPr>
-                <w:b w:val="0"/>
-                <w:i w:val="0"/>
-                <w:sz w:val="18"/>
-              </w:rPr>
-              <w:t>Guardrail checklist</w:t>
-            </w:r>
-          </w:p>
-        </w:tc>
-      </w:tr>
-      <w:tr>
-        <w:tc>
-          <w:tcPr>
-            <w:tcW w:type="dxa" w:w="512"/>
-          </w:tcPr>
-          <w:p>
-            <w:pPr>
-              <w:spacing w:after="0"/>
-            </w:pPr>
-            <w:r>
-              <w:rPr>
-                <w:b w:val="0"/>
-                <w:i w:val="0"/>
-                <w:sz w:val="18"/>
-              </w:rPr>
-              <w:t>13</w:t>
-            </w:r>
-          </w:p>
-        </w:tc>
-        <w:tc>
-          <w:tcPr>
-            <w:tcW w:type="dxa" w:w="2793"/>
-          </w:tcPr>
-          <w:p>
-            <w:pPr>
-              <w:spacing w:after="0"/>
-            </w:pPr>
-            <w:r>
-              <w:rPr>
-                <w:b w:val="0"/>
-                <w:i w:val="0"/>
-                <w:sz w:val="18"/>
-              </w:rPr>
-              <w:t>90 days on the Versa HD, one primary KPI</w:t>
-            </w:r>
-          </w:p>
-        </w:tc>
-        <w:tc>
-          <w:tcPr>
-            <w:tcW w:type="dxa" w:w="3231"/>
-          </w:tcPr>
-          <w:p>
-            <w:pPr>
-              <w:spacing w:after="0"/>
-            </w:pPr>
-            <w:r>
-              <w:rPr>
-                <w:b w:val="0"/>
-                <w:i w:val="0"/>
-                <w:sz w:val="18"/>
-              </w:rPr>
-              <w:t>Baseline 2 weeks, shadow 3 weeks, live 8 weeks. Primary KPI: 90th-percentile wait at least 25% lower (records: 109 min). Also: over an hour late 22% → 10% or fewer. About ₹2–3 lakh</w:t>
-            </w:r>
-          </w:p>
-        </w:tc>
-        <w:tc>
-          <w:tcPr>
-            <w:tcW w:type="dxa" w:w="3101"/>
-          </w:tcPr>
-          <w:p>
-            <w:pPr>
-              <w:spacing w:after="0"/>
-            </w:pPr>
-            <w:r>
-              <w:rPr>
-                <w:b w:val="0"/>
-                <w:i w:val="0"/>
-                <w:sz w:val="18"/>
-              </w:rPr>
-              <w:t>Timeline + success criteria</w:t>
-            </w:r>
-          </w:p>
-        </w:tc>
-      </w:tr>
-      <w:tr>
-        <w:tc>
-          <w:tcPr>
-            <w:tcW w:type="dxa" w:w="512"/>
-          </w:tcPr>
-          <w:p>
-            <w:pPr>
-              <w:spacing w:after="0"/>
-            </w:pPr>
-            <w:r>
-              <w:rPr>
-                <w:b w:val="0"/>
-                <w:i w:val="0"/>
-                <w:sz w:val="18"/>
-              </w:rPr>
-              <w:t>14</w:t>
-            </w:r>
-          </w:p>
-        </w:tc>
-        <w:tc>
-          <w:tcPr>
-            <w:tcW w:type="dxa" w:w="2793"/>
-          </w:tcPr>
-          <w:p>
-            <w:pPr>
-              <w:spacing w:after="0"/>
-            </w:pPr>
-            <w:r>
-              <w:rPr>
-                <w:b w:val="0"/>
-                <w:i w:val="0"/>
-                <w:sz w:val="18"/>
-              </w:rPr>
-              <w:t>From prototype to pilot</w:t>
-            </w:r>
-          </w:p>
-        </w:tc>
-        <w:tc>
-          <w:tcPr>
-            <w:tcW w:type="dxa" w:w="3231"/>
-          </w:tcPr>
-          <w:p>
-            <w:pPr>
-              <w:spacing w:after="0"/>
-            </w:pPr>
-            <w:r>
-              <w:rPr>
-                <w:b w:val="0"/>
-                <w:i w:val="0"/>
-                <w:sz w:val="18"/>
-              </w:rPr>
-              <w:t>Team; roadmap to the finale and the pilot. Ask: pilot support, Sarvam credits, NCG introductions</w:t>
-            </w:r>
-          </w:p>
-        </w:tc>
-        <w:tc>
-          <w:tcPr>
-            <w:tcW w:type="dxa" w:w="3101"/>
-          </w:tcPr>
-          <w:p>
-            <w:pPr>
-              <w:spacing w:after="0"/>
-            </w:pPr>
-            <w:r>
-              <w:rPr>
-                <w:b w:val="0"/>
-                <w:i w:val="0"/>
-                <w:sz w:val="18"/>
-              </w:rPr>
-              <w:t>Team, roadmap and ask cards</w:t>
+              <w:t>Guardrail list + pilot timeline and KPI cards</w:t>
             </w:r>
           </w:p>
         </w:tc>
@@ -3673,11 +3211,29 @@
       </w:pPr>
     </w:p>
     <w:p>
-      <w:pPr>
-        <w:pBdr>
-          <w:bottom w:val="single" w:sz="6" w:space="4" w:color="C3C2B7"/>
-        </w:pBdr>
-      </w:pPr>
+      <w:r>
+        <w:rPr>
+          <w:b w:val="0"/>
+          <w:i w:val="0"/>
+        </w:rPr>
+        <w:t xml:space="preserve">The earlier 14-slide version, including the separate downtime-recovery and two-machine-forecast slides, is in the repository's git history (commit </w:t>
+      </w:r>
+      <w:r>
+        <w:rPr>
+          <w:rFonts w:ascii="Consolas" w:hAnsi="Consolas"/>
+          <w:b w:val="0"/>
+          <w:i w:val="0"/>
+          <w:sz w:val="18"/>
+        </w:rPr>
+        <w:t>af992f8</w:t>
+      </w:r>
+      <w:r>
+        <w:rPr>
+          <w:b w:val="0"/>
+          <w:i w:val="0"/>
+        </w:rPr>
+        <w:t>) if a longer deck is ever needed.</w:t>
+      </w:r>
     </w:p>
     <w:p>
       <w:pPr>
@@ -4289,6 +3845,22 @@
           <w:b/>
           <w:i w:val="0"/>
         </w:rPr>
+        <w:t>Why does one patient in the prototype move from 08:50 to 19:24?</w:t>
+      </w:r>
+      <w:r>
+        <w:rPr>
+          <w:b w:val="0"/>
+          <w:i w:val="0"/>
+        </w:rPr>
+        <w:t xml:space="preserve"> Because the prototype plans each day from scratch, and it draws each patient's current time from the department's recorded booking pattern, which clusters people into the morning and again in the late evening. In a real deployment a patient's slot is anchored across their course: the first fraction sets it, and later fractions stay there unless a rule, a disruption or the patient asks for a change. Report Sections 6.4 and 7.8 explain this, and the anchor is part of the build sprint.</w:t>
+      </w:r>
+    </w:p>
+    <w:p>
+      <w:r>
+        <w:rPr>
+          <w:b/>
+          <w:i w:val="0"/>
+        </w:rPr>
         <w:t>Isn't this clinical decision support?</w:t>
       </w:r>
       <w:r>

--- a/docs/Round1_Submission_Kit.docx
+++ b/docs/Round1_Submission_Kit.docx
@@ -61,12 +61,67 @@
       </w:r>
     </w:p>
     <w:p>
+      <w:pPr>
+        <w:ind w:left="170"/>
+        <w:shd w:val="clear" w:color="auto" w:fill="F4F3EF"/>
+        <w:pBdr>
+          <w:left w:val="single" w:sz="18" w:space="8" w:color="1C5CAB"/>
+        </w:pBdr>
+      </w:pPr>
+      <w:r>
+        <w:rPr>
+          <w:b/>
+          <w:i w:val="0"/>
+        </w:rPr>
+        <w:t>Updated 24 October 2026, for the build sprint.</w:t>
+      </w:r>
       <w:r>
         <w:rPr>
           <w:b w:val="0"/>
           <w:i w:val="0"/>
         </w:rPr>
-        <w:t xml:space="preserve">This kit contains ready-to-paste answers for the five Round 1 sections, the outline of our 8-slide deck, a 3-minute video script, likely jury questions, and a checklist. The deck and an interactive results page are already built and published (sections 2.5 and 2.6). Each answer comes in a </w:t>
+        <w:t xml:space="preserve"> We were shortlisted. On 24 October the department described its roles, standing slots, breakdown rules and the screens it needs, and we built them into the engine and into a working application inside CARE, the Open Healthcare Network's hospital information system (</w:t>
+      </w:r>
+      <w:r>
+        <w:rPr>
+          <w:rFonts w:ascii="Consolas" w:hAnsi="Consolas"/>
+          <w:b w:val="0"/>
+          <w:i w:val="0"/>
+          <w:sz w:val="18"/>
+        </w:rPr>
+        <w:t>app/</w:t>
+      </w:r>
+      <w:r>
+        <w:rPr>
+          <w:b w:val="0"/>
+          <w:i w:val="0"/>
+        </w:rPr>
+        <w:t>, report Section 6.10). A separate impact analysis compares each dataset with and without RAD-SMART (</w:t>
+      </w:r>
+      <w:r>
+        <w:rPr>
+          <w:rFonts w:ascii="Consolas" w:hAnsi="Consolas"/>
+          <w:b w:val="0"/>
+          <w:i w:val="0"/>
+          <w:sz w:val="18"/>
+        </w:rPr>
+        <w:t>docs/RAD-SMART_Impact_Analysis.pdf</w:t>
+      </w:r>
+      <w:r>
+        <w:rPr>
+          <w:b w:val="0"/>
+          <w:i w:val="0"/>
+        </w:rPr>
+        <w:t>): on the department's own 55 days the 90th-percentile wait falls from 108.6 to 70.4 minutes (−35%), and over 12 synthetic weeks with standing slots from 82 to 49 minutes (−40%). The answers below are as submitted for Round 1, with figures that have since changed updated; the deck now has 10 slides.</w:t>
+      </w:r>
+    </w:p>
+    <w:p>
+      <w:r>
+        <w:rPr>
+          <w:b w:val="0"/>
+          <w:i w:val="0"/>
+        </w:rPr>
+        <w:t xml:space="preserve">This kit contains ready-to-paste answers for the five Round 1 sections, the outline of our deck, a 3-minute video script, likely jury questions, and a checklist. The deck and an interactive results page are already built and published (sections 2.5 and 2.6). Each answer comes in a </w:t>
       </w:r>
       <w:r>
         <w:rPr>
@@ -1735,7 +1790,7 @@
           <w:b w:val="0"/>
           <w:i w:val="0"/>
         </w:rPr>
-        <w:t>It works with what the clinic already has (an Excel list, a photo of the paper register read by Sarvam Vision OCR, QR check-in and WhatsApp) and runs on a hospital server. The stack is Python, FastAPI, PostgreSQL and a tablet web app.</w:t>
+        <w:t>It works with what the clinic already has (an Excel list, a photo of the paper register read by Sarvam Vision OCR, QR check-in and WhatsApp) and runs on a hospital server. It now runs inside CARE as a plugin (Python and Django on the server, React in the browser), with a RADSMART button on the patient's visit page.</w:t>
       </w:r>
     </w:p>
     <w:p>
@@ -1753,7 +1808,7 @@
           <w:b w:val="0"/>
           <w:i w:val="0"/>
         </w:rPr>
-        <w:t>An assistive scheduling layer with four parts. Machine learning predicts each session's machine-minutes. A constraint optimiser (OR-Tools / HiGHS) builds and live-repairs the plan with hard rules guaranteed. A digital twin tests plans and forecasts new-start capacity two days ahead. A Sarvam AI copilot explains decisions, edits rules from plain language and messages patients by WhatsApp, SMS or voice in their language, with recorded voice notes for Tulu. A senior RTT or oncologist approves every change. It works from Excel, paper (OCR) and QR check-in, on an on-premise server.</w:t>
+        <w:t>An assistive scheduling layer with four parts. Machine learning predicts each session's machine-minutes. A constraint optimiser (OR-Tools / HiGHS) builds and live-repairs the plan with hard rules guaranteed. A digital twin tests plans and forecasts new-start capacity two days ahead. A Sarvam AI copilot explains decisions, edits rules from plain language and messages patients by WhatsApp, SMS or voice in their language, with recorded voice notes for Tulu. The doctor approves every course and its standing slot, and a technologist or doctor approves every breakdown response. It runs inside CARE, the open-source hospital information system, and works from Excel, paper (OCR) and QR check-in, on an on-premise server.</w:t>
       </w:r>
     </w:p>
     <w:p>
@@ -1835,7 +1890,7 @@
           <w:b w:val="0"/>
           <w:i w:val="0"/>
         </w:rPr>
-        <w:t xml:space="preserve"> In the Round 1 window we built a working prototype. It generates realistic synthetic departments under the department's own rules. It predicts session durations and solves an 87-patient day to a proven optimum in 10–35 seconds on a laptop. It re-plans machine faults in 2–11 seconds under the department's downtime rules, and forecasts new-start capacity for two machines around a TBI course. We tested it over 300 simulated days in a digital twin calibrated on the department's own arrival and treatment records, and compared it with those records.</w:t>
+        <w:t xml:space="preserve"> In the Round 1 window we built a working prototype. It generates realistic synthetic departments under the department's own rules. It predicts session durations and solves an 87-patient day to a proven optimum in 7–31 seconds on a laptop. It re-plans machine faults in 10–14 seconds under the department's downtime rules, and forecasts new-start capacity for two machines around a TBI course. We tested it over 300 simulated days in a digital twin calibrated on the department's own arrival and treatment records, and compared it with those records.</w:t>
       </w:r>
     </w:p>
     <w:p>
@@ -2148,7 +2203,7 @@
           <w:b w:val="0"/>
           <w:i w:val="0"/>
         </w:rPr>
-        <w:t>The 8-slide deck is built and published at https://claude.ai/artifact/LhSJi3g5j23xLHxTRYiSgw (section 3 lists the slides). Before uploading:</w:t>
+        <w:t>The deck (now 10 slides) is built and published at https://claude.ai/artifact/LhSJi3g5j23xLHxTRYiSgw (section 3 lists the slides). Before uploading:</w:t>
       </w:r>
     </w:p>
     <w:p>
@@ -2319,7 +2374,23 @@
           <w:b w:val="0"/>
           <w:i w:val="0"/>
         </w:rPr>
-        <w:t>, the full research report and implementation plan (40 pages).</w:t>
+        <w:t xml:space="preserve">, the full research report and implementation plan (45 pages), and </w:t>
+      </w:r>
+      <w:r>
+        <w:rPr>
+          <w:rFonts w:ascii="Consolas" w:hAnsi="Consolas"/>
+          <w:b w:val="0"/>
+          <w:i w:val="0"/>
+          <w:sz w:val="18"/>
+        </w:rPr>
+        <w:t>docs/RAD-SMART_Impact_Analysis.pdf</w:t>
+      </w:r>
+      <w:r>
+        <w:rPr>
+          <w:b w:val="0"/>
+          <w:i w:val="0"/>
+        </w:rPr>
+        <w:t>, the four-page analysis with and without RAD-SMART on both datasets.</w:t>
       </w:r>
     </w:p>
     <w:p>
@@ -2461,7 +2532,7 @@
           <w:b w:val="0"/>
           <w:i w:val="0"/>
         </w:rPr>
-        <w:t>3. Deck outline (8 slides, published)</w:t>
+        <w:t>3. Deck outline (10 slides)</w:t>
       </w:r>
     </w:p>
     <w:p>
@@ -2793,7 +2864,7 @@
                 <w:i w:val="0"/>
                 <w:sz w:val="18"/>
               </w:rPr>
-              <w:t>Hard rules (new starts by 17:00, 10:00–17:00 complex window, blood slot, one breast board and one ABC, MHRC bus, public transport by 21:00, urgent by 18:00) versus soft priorities (paying patients' times, older patients, flexible patients in the evening)</w:t>
+              <w:t>Hard rules (new starts by 17:00, 10:00–17:00 complex window, blood slot, one breast board and one ABC, MHRC bus, public transport by 21:00, urgent by 18:00, one standing slot for the course) versus soft priorities (paying patients' times, older patients, flexible patients in the evening)</w:t>
             </w:r>
           </w:p>
         </w:tc>
@@ -2997,6 +3068,80 @@
                 <w:i w:val="0"/>
                 <w:sz w:val="18"/>
               </w:rPr>
+              <w:t>From the visit page to the treatment day</w:t>
+            </w:r>
+          </w:p>
+        </w:tc>
+        <w:tc>
+          <w:tcPr>
+            <w:tcW w:type="dxa" w:w="3188"/>
+          </w:tcPr>
+          <w:p>
+            <w:pPr>
+              <w:spacing w:after="0"/>
+            </w:pPr>
+            <w:r>
+              <w:rPr>
+                <w:b w:val="0"/>
+                <w:i w:val="0"/>
+                <w:sz w:val="18"/>
+              </w:rPr>
+              <w:t>The application in CARE: the doctor's RADSMART button, intake and approval; the technologist's day board; breakdowns of 15 min to 48 h approved before anyone is told</w:t>
+            </w:r>
+          </w:p>
+        </w:tc>
+        <w:tc>
+          <w:tcPr>
+            <w:tcW w:type="dxa" w:w="3188"/>
+          </w:tcPr>
+          <w:p>
+            <w:pPr>
+              <w:spacing w:after="0"/>
+            </w:pPr>
+            <w:r>
+              <w:rPr>
+                <w:b w:val="0"/>
+                <w:i w:val="0"/>
+                <w:sz w:val="18"/>
+              </w:rPr>
+              <w:t>Visit-page button + proposal screenshot</w:t>
+            </w:r>
+          </w:p>
+        </w:tc>
+      </w:tr>
+      <w:tr>
+        <w:tc>
+          <w:tcPr>
+            <w:tcW w:type="dxa" w:w="505"/>
+          </w:tcPr>
+          <w:p>
+            <w:pPr>
+              <w:spacing w:after="0"/>
+            </w:pPr>
+            <w:r>
+              <w:rPr>
+                <w:b w:val="0"/>
+                <w:i w:val="0"/>
+                <w:sz w:val="18"/>
+              </w:rPr>
+              <w:t>7</w:t>
+            </w:r>
+          </w:p>
+        </w:tc>
+        <w:tc>
+          <w:tcPr>
+            <w:tcW w:type="dxa" w:w="2756"/>
+          </w:tcPr>
+          <w:p>
+            <w:pPr>
+              <w:spacing w:after="0"/>
+            </w:pPr>
+            <w:r>
+              <w:rPr>
+                <w:b w:val="0"/>
+                <w:i w:val="0"/>
+                <w:sz w:val="18"/>
+              </w:rPr>
               <w:t>One optimised day, with every rule held</w:t>
             </w:r>
           </w:p>
@@ -3015,7 +3160,7 @@
                 <w:i w:val="0"/>
                 <w:sz w:val="18"/>
               </w:rPr>
-              <w:t>87 patients from 08:30 to 00:39, all 7 hard rules re-checked, a reason for every placement</w:t>
+              <w:t>87 patients from 08:30 to 00:39, all 8 hard rules re-checked, a reason for every placement</w:t>
             </w:r>
           </w:p>
         </w:tc>
@@ -3062,7 +3207,7 @@
                 <w:i w:val="0"/>
                 <w:sz w:val="18"/>
               </w:rPr>
-              <w:t>7</w:t>
+              <w:t>8</w:t>
             </w:r>
           </w:p>
         </w:tc>
@@ -3098,7 +3243,7 @@
                 <w:i w:val="0"/>
                 <w:sz w:val="18"/>
               </w:rPr>
-              <w:t>Against the busiest recorded days: 90th-percentile wait 130 → 76 min; over an hour late 27% → 6%; evening median 66 → 36 min; after a 150-min machine fault 104 → 36 min with live re-planning. The median stays about the same, preparation included</w:t>
+              <w:t>Against the busiest recorded days: 90th-percentile wait 130 → 76 min; over an hour late 27% → 6%; evening median 66 → 36 min; after a 150-min machine fault 104 → 39 min with live re-planning. The median stays about the same, preparation included</w:t>
             </w:r>
           </w:p>
         </w:tc>
@@ -3145,7 +3290,99 @@
                 <w:i w:val="0"/>
                 <w:sz w:val="18"/>
               </w:rPr>
-              <w:t>8</w:t>
+              <w:t>9</w:t>
+            </w:r>
+          </w:p>
+        </w:tc>
+        <w:tc>
+          <w:tcPr>
+            <w:tcW w:type="dxa" w:w="2756"/>
+          </w:tcPr>
+          <w:p>
+            <w:pPr>
+              <w:spacing w:after="0"/>
+            </w:pPr>
+            <w:r>
+              <w:rPr>
+                <w:b w:val="0"/>
+                <w:i w:val="0"/>
+                <w:sz w:val="18"/>
+              </w:rPr>
+              <w:t>Both datasets: far fewer long waits, at a price</w:t>
+            </w:r>
+          </w:p>
+        </w:tc>
+        <w:tc>
+          <w:tcPr>
+            <w:tcW w:type="dxa" w:w="3188"/>
+          </w:tcPr>
+          <w:p>
+            <w:pPr>
+              <w:spacing w:after="0"/>
+            </w:pPr>
+            <w:r>
+              <w:rPr>
+                <w:b w:val="0"/>
+                <w:i w:val="0"/>
+                <w:sz w:val="18"/>
+              </w:rPr>
+              <w:t>Original (55 recorded days): 108.6 → 70.4 min; simulated (12 weeks, standing slots): 82 → 49 min; the price: a later evening, some new starts a little later, fewer requested times kept</w:t>
+            </w:r>
+          </w:p>
+        </w:tc>
+        <w:tc>
+          <w:tcPr>
+            <w:tcW w:type="dxa" w:w="3188"/>
+          </w:tcPr>
+          <w:p>
+            <w:pPr>
+              <w:spacing w:after="0"/>
+            </w:pPr>
+            <w:r>
+              <w:rPr>
+                <w:rFonts w:ascii="Consolas" w:hAnsi="Consolas"/>
+                <w:b w:val="0"/>
+                <w:i w:val="0"/>
+                <w:sz w:val="18"/>
+              </w:rPr>
+              <w:t>fig7</w:t>
+            </w:r>
+            <w:r>
+              <w:rPr>
+                <w:b w:val="0"/>
+                <w:i w:val="0"/>
+                <w:sz w:val="18"/>
+              </w:rPr>
+              <w:t xml:space="preserve"> + </w:t>
+            </w:r>
+            <w:r>
+              <w:rPr>
+                <w:rFonts w:ascii="Consolas" w:hAnsi="Consolas"/>
+                <w:b w:val="0"/>
+                <w:i w:val="0"/>
+                <w:sz w:val="18"/>
+              </w:rPr>
+              <w:t>fig8</w:t>
+            </w:r>
+          </w:p>
+        </w:tc>
+      </w:tr>
+      <w:tr>
+        <w:tc>
+          <w:tcPr>
+            <w:tcW w:type="dxa" w:w="505"/>
+          </w:tcPr>
+          <w:p>
+            <w:pPr>
+              <w:spacing w:after="0"/>
+            </w:pPr>
+            <w:r>
+              <w:rPr>
+                <w:b w:val="0"/>
+                <w:i w:val="0"/>
+                <w:sz w:val="18"/>
+              </w:rPr>
+              <w:t>10</w:t>
             </w:r>
           </w:p>
         </w:tc>
@@ -3720,7 +3957,7 @@
                 <w:i w:val="0"/>
                 <w:sz w:val="18"/>
               </w:rPr>
-              <w:t>"It is assistive, not diagnostic. It never decides treatment. A senior technologist or oncologist approves every plan with one tap, every change is logged, and no personal data goes to the AI models."</w:t>
+              <w:t>"It is assistive, not diagnostic. It never decides treatment. The doctor approves every course, a technologist or doctor approves every breakdown response, every change is logged, and no personal data goes to the AI models."</w:t>
             </w:r>
           </w:p>
         </w:tc>
@@ -3820,7 +4057,7 @@
           <w:b w:val="0"/>
           <w:i w:val="0"/>
         </w:rPr>
-        <w:t xml:space="preserve"> The prototype's patients are synthetic. The rules are the department's (its answers of 21 September 2026), and its anonymised arrival and treatment records for 55 days (October–December 2024, 3,137 patient-days) calibrate the digital twin: how appointment times are spread over the day and how early patients arrive. We quote today's figures from those records, not from our model, and publish only aggregates (medians, percentages and hourly profiles). The spreadsheet never leaves the team.</w:t>
+        <w:t xml:space="preserve"> The prototype's patients are synthetic. The rules are the department's (its answers of 21 September and 24 October 2026), and its anonymised arrival and treatment records for 55 days (October–December 2024, 3,137 patient-days) calibrate the digital twin: how appointment times are spread over the day and how early patients arrive. We quote today's figures from those records, not from our model, and publish only aggregates (medians, percentages and hourly profiles). The spreadsheet never leaves the team.</w:t>
       </w:r>
     </w:p>
     <w:p>
@@ -3852,7 +4089,39 @@
           <w:b w:val="0"/>
           <w:i w:val="0"/>
         </w:rPr>
-        <w:t xml:space="preserve"> Because the prototype plans each day from scratch, and it draws each patient's current time from the department's recorded booking pattern, which clusters people into the morning and again in the late evening. In a real deployment a patient's slot is anchored across their course: the first fraction sets it, and later fractions stay there unless a rule, a disruption or the patient asks for a change. Report Sections 6.4 and 7.8 explain this, and the anchor is part of the build sprint.</w:t>
+        <w:t xml:space="preserve"> That happens only in the single-day test, which plans each day from scratch and draws each patient's current time from the department's recorded booking pattern. Since 24 October RAD-SMART gives each course a standing slot, as the department does: a new start before 17:00, then one time for every later fraction, kept until the course ends unless the patient asks to change it. A patient's time no longer moves from day to day.</w:t>
+      </w:r>
+    </w:p>
+    <w:p>
+      <w:r>
+        <w:rPr>
+          <w:b/>
+          <w:i w:val="0"/>
+        </w:rPr>
+        <w:t>What happens when the machine breaks down for hours?</w:t>
+      </w:r>
+      <w:r>
+        <w:rPr>
+          <w:b w:val="0"/>
+          <w:i w:val="0"/>
+        </w:rPr>
+        <w:t xml:space="preserve"> The department's rules of 24 October are built in. Up to 60 minutes, nobody is sent home and everyone is treated with overtime. Over 60 minutes, RAD-SMART sends back only as many patients as the expected downtime needs, those who have not left home first, and never a gap-sensitive course or a hospice patient without the oncologist. New starts wait for the machine, patients at home are told to postpone travel, and a technologist or doctor approves before anyone is told. A missed fraction is added at the end of the course.</w:t>
+      </w:r>
+    </w:p>
+    <w:p>
+      <w:r>
+        <w:rPr>
+          <w:b/>
+          <w:i w:val="0"/>
+        </w:rPr>
+        <w:t>Does it work inside our hospital system?</w:t>
+      </w:r>
+      <w:r>
+        <w:rPr>
+          <w:b w:val="0"/>
+          <w:i w:val="0"/>
+        </w:rPr>
+        <w:t xml:space="preserve"> It runs inside CARE, the Open Healthcare Network's open-source hospital information system, as a plugin with a RADSMART button on the patient's visit page. The same pattern applies to the hospital's own EMR through its integration route.</w:t>
       </w:r>
     </w:p>
     <w:p>
@@ -3992,7 +4261,7 @@
           <w:b w:val="0"/>
           <w:i w:val="0"/>
         </w:rPr>
-        <w:t xml:space="preserve"> The test day has 87 patients, 10 more than the busiest recorded day, and the plan holds 40 minutes for same-day urgent starts and imaging re-treatments. Holding that time keeps waits short, but the last patient finishes at about 01:03. Holding nothing ends the day at 00:49, with a 90th-percentile wait of 88 minutes instead of 76. It is one setting, and the department chooses.</w:t>
+        <w:t xml:space="preserve"> Two reasons. On the 87-patient test day, the plan holds 40 minutes for same-day urgent starts and imaging re-treatments: the last patient finishes at about 01:03, and holding nothing ends the day at 00:49, with a 90th-percentile wait of 88 minutes instead of 76. With standing slots, patients are spread out instead of being given the same time, and 150 minutes before 17:00 are kept for new starts, so over 12 weeks the last patient finishes at about 00:07 instead of 21:55, still inside the department's hours. Both are settings the department chooses.</w:t>
       </w:r>
     </w:p>
     <w:p>

--- a/docs/Round1_Submission_Kit.docx
+++ b/docs/Round1_Submission_Kit.docx
@@ -112,7 +112,23 @@
           <w:b w:val="0"/>
           <w:i w:val="0"/>
         </w:rPr>
-        <w:t>): on the department's own 55 days the 90th-percentile wait falls from 108.6 to 70.4 minutes (−35%), and over 12 synthetic weeks with standing slots from 82 to 49 minutes (−40%). The answers below are as submitted for Round 1, with figures that have since changed updated; the deck now has 10 slides.</w:t>
+        <w:t>): on the department's own 55 days the 90th-percentile wait falls from 108.6 to 70.4 minutes (−35%), and over 12 synthetic weeks with standing slots from 82 to 49 minutes (−40%). The answers below are as submitted for Round 1, with figures that have since changed updated; the deck now has 9 slides, and a short research paper (</w:t>
+      </w:r>
+      <w:r>
+        <w:rPr>
+          <w:rFonts w:ascii="Consolas" w:hAnsi="Consolas"/>
+          <w:b w:val="0"/>
+          <w:i w:val="0"/>
+          <w:sz w:val="18"/>
+        </w:rPr>
+        <w:t>docs/RAD-SMART_Research_Paper.pdf</w:t>
+      </w:r>
+      <w:r>
+        <w:rPr>
+          <w:b w:val="0"/>
+          <w:i w:val="0"/>
+        </w:rPr>
+        <w:t>) sums up the method and results.</w:t>
       </w:r>
     </w:p>
     <w:p>
@@ -121,7 +137,7 @@
           <w:b w:val="0"/>
           <w:i w:val="0"/>
         </w:rPr>
-        <w:t xml:space="preserve">This kit contains ready-to-paste answers for the five Round 1 sections, the outline of our deck, a 3-minute video script, likely jury questions, and a checklist. The deck and an interactive results page are already built and published (sections 2.5 and 2.6). Each answer comes in a </w:t>
+        <w:t xml:space="preserve">This kit contains ready-to-paste answers for the five Round 1 sections, the outline of our deck, a 3-minute video script, likely jury questions, and a checklist. The deck and the project website are already built and published (sections 2.5 and 2.6). Each answer comes in a </w:t>
       </w:r>
       <w:r>
         <w:rPr>
@@ -934,7 +950,7 @@
                 <w:i w:val="0"/>
                 <w:sz w:val="18"/>
               </w:rPr>
-              <w:t>Optional: paste the public results page link as the prototype link, and the code repository link if asked (section 2.6)</w:t>
+              <w:t>Optional: paste the website link as the prototype link, and the code repository link if asked (section 2.6)</w:t>
             </w:r>
           </w:p>
         </w:tc>
@@ -2203,7 +2219,7 @@
           <w:b w:val="0"/>
           <w:i w:val="0"/>
         </w:rPr>
-        <w:t>The deck (now 10 slides) is built and published at https://claude.ai/artifact/LhSJi3g5j23xLHxTRYiSgw (section 3 lists the slides). Before uploading:</w:t>
+        <w:t>The deck (now 9 slides) is built and published at https://claude.ai/artifact/LhSJi3g5j23xLHxTRYiSgw (section 3 lists the slides). Before uploading:</w:t>
       </w:r>
     </w:p>
     <w:p>
@@ -2374,7 +2390,7 @@
           <w:b w:val="0"/>
           <w:i w:val="0"/>
         </w:rPr>
-        <w:t xml:space="preserve">, the full research report and implementation plan (45 pages), and </w:t>
+        <w:t xml:space="preserve">, the full research report and implementation plan (45 pages), </w:t>
       </w:r>
       <w:r>
         <w:rPr>
@@ -2390,7 +2406,23 @@
           <w:b w:val="0"/>
           <w:i w:val="0"/>
         </w:rPr>
-        <w:t>, the four-page analysis with and without RAD-SMART on both datasets.</w:t>
+        <w:t xml:space="preserve">, the four-page analysis with and without RAD-SMART on both datasets, and </w:t>
+      </w:r>
+      <w:r>
+        <w:rPr>
+          <w:rFonts w:ascii="Consolas" w:hAnsi="Consolas"/>
+          <w:b w:val="0"/>
+          <w:i w:val="0"/>
+          <w:sz w:val="18"/>
+        </w:rPr>
+        <w:t>docs/RAD-SMART_Research_Paper.pdf</w:t>
+      </w:r>
+      <w:r>
+        <w:rPr>
+          <w:b w:val="0"/>
+          <w:i w:val="0"/>
+        </w:rPr>
+        <w:t>, the eight-page research paper.</w:t>
       </w:r>
     </w:p>
     <w:p>
@@ -2420,7 +2452,7 @@
           <w:b w:val="0"/>
           <w:i w:val="0"/>
         </w:rPr>
-        <w:t xml:space="preserve"> the interactive results page at https://psraghothamrao8.github.io/RAD-SMART/, hosted on GitHub Pages and open to anyone. It opens with what the department's records show, then gives the PoC's results on synthetic patients: the wait curves against the records, the optimised day with a reason for every session, the trade-off of holding capacity for urgent starts, both downtime re-plans and the two-machine forecast with TBI. After re-running the PoC, run </w:t>
+        <w:t xml:space="preserve"> the project website at https://psraghothamrao8.github.io/RAD-SMART/, hosted on GitHub Pages and open to anyone: a one-page summary with simple charts (the problem, how it works, the app in CARE, results with and without RAD-SMART, breakdowns and the pilot) and links to every document. Its source is </w:t>
       </w:r>
       <w:r>
         <w:rPr>
@@ -2429,14 +2461,14 @@
           <w:i w:val="0"/>
           <w:sz w:val="18"/>
         </w:rPr>
-        <w:t>python tools/build_results_page.py</w:t>
+        <w:t>docs/index.html</w:t>
       </w:r>
       <w:r>
         <w:rPr>
           <w:b w:val="0"/>
           <w:i w:val="0"/>
         </w:rPr>
-        <w:t>, commit and push; the page updates within a few minutes.</w:t>
+        <w:t>; edit it, commit and push, and the page updates within a few minutes.</w:t>
       </w:r>
     </w:p>
     <w:p>
@@ -2532,7 +2564,7 @@
           <w:b w:val="0"/>
           <w:i w:val="0"/>
         </w:rPr>
-        <w:t>3. Deck outline (10 slides)</w:t>
+        <w:t>3. Deck outline (9 slides)</w:t>
       </w:r>
     </w:p>
     <w:p>
@@ -2541,23 +2573,7 @@
           <w:b w:val="0"/>
           <w:i w:val="0"/>
         </w:rPr>
-        <w:t xml:space="preserve">Each slide makes one point with large numbers, uses the figures from </w:t>
-      </w:r>
-      <w:r>
-        <w:rPr>
-          <w:rFonts w:ascii="Consolas" w:hAnsi="Consolas"/>
-          <w:b w:val="0"/>
-          <w:i w:val="0"/>
-          <w:sz w:val="18"/>
-        </w:rPr>
-        <w:t>docs/figures/</w:t>
-      </w:r>
-      <w:r>
-        <w:rPr>
-          <w:b w:val="0"/>
-          <w:i w:val="0"/>
-        </w:rPr>
-        <w:t>, and carries the footer "Assistive, not diagnostic · synthetic patients, anonymised aggregates". The deck has four sections: the problem, the solution, the evidence and the plan.</w:t>
+        <w:t>The deck is written for a panel that is not all technical: one point per slide, large numbers, and simple bar charts drawn on the slide. The footers name the sources. The deck has four sections: the problem, the solution, the evidence and the plan.</w:t>
       </w:r>
     </w:p>
     <w:tbl>
@@ -2590,7 +2606,7 @@
       <w:tr>
         <w:tc>
           <w:tcPr>
-            <w:tcW w:type="dxa" w:w="505"/>
+            <w:tcW w:type="dxa" w:w="559"/>
             <w:shd w:val="clear" w:color="auto" w:fill="E8EFF9"/>
           </w:tcPr>
           <w:p>
@@ -2609,7 +2625,7 @@
         </w:tc>
         <w:tc>
           <w:tcPr>
-            <w:tcW w:type="dxa" w:w="2756"/>
+            <w:tcW w:type="dxa" w:w="2801"/>
             <w:shd w:val="clear" w:color="auto" w:fill="E8EFF9"/>
           </w:tcPr>
           <w:p>
@@ -2628,7 +2644,7 @@
         </w:tc>
         <w:tc>
           <w:tcPr>
-            <w:tcW w:type="dxa" w:w="3188"/>
+            <w:tcW w:type="dxa" w:w="3526"/>
             <w:shd w:val="clear" w:color="auto" w:fill="E8EFF9"/>
           </w:tcPr>
           <w:p>
@@ -2647,7 +2663,7 @@
         </w:tc>
         <w:tc>
           <w:tcPr>
-            <w:tcW w:type="dxa" w:w="3188"/>
+            <w:tcW w:type="dxa" w:w="2751"/>
             <w:shd w:val="clear" w:color="auto" w:fill="E8EFF9"/>
           </w:tcPr>
           <w:p>
@@ -2668,7 +2684,7 @@
       <w:tr>
         <w:tc>
           <w:tcPr>
-            <w:tcW w:type="dxa" w:w="505"/>
+            <w:tcW w:type="dxa" w:w="559"/>
           </w:tcPr>
           <w:p>
             <w:pPr>
@@ -2686,7 +2702,7 @@
         </w:tc>
         <w:tc>
           <w:tcPr>
-            <w:tcW w:type="dxa" w:w="2756"/>
+            <w:tcW w:type="dxa" w:w="2801"/>
           </w:tcPr>
           <w:p>
             <w:pPr>
@@ -2704,7 +2720,7 @@
         </w:tc>
         <w:tc>
           <w:tcPr>
-            <w:tcW w:type="dxa" w:w="3188"/>
+            <w:tcW w:type="dxa" w:w="3526"/>
           </w:tcPr>
           <w:p>
             <w:pPr>
@@ -2722,7 +2738,7 @@
         </w:tc>
         <w:tc>
           <w:tcPr>
-            <w:tcW w:type="dxa" w:w="3188"/>
+            <w:tcW w:type="dxa" w:w="2751"/>
           </w:tcPr>
           <w:p>
             <w:pPr>
@@ -2734,7 +2750,7 @@
                 <w:i w:val="0"/>
                 <w:sz w:val="18"/>
               </w:rPr>
-              <w:t>Title; the five team members and their roles; Cancer track, use case 04</w:t>
+              <w:t>Title; the five team members and their roles</w:t>
             </w:r>
           </w:p>
         </w:tc>
@@ -2742,7 +2758,7 @@
       <w:tr>
         <w:tc>
           <w:tcPr>
-            <w:tcW w:type="dxa" w:w="505"/>
+            <w:tcW w:type="dxa" w:w="559"/>
           </w:tcPr>
           <w:p>
             <w:pPr>
@@ -2760,7 +2776,7 @@
         </w:tc>
         <w:tc>
           <w:tcPr>
-            <w:tcW w:type="dxa" w:w="2756"/>
+            <w:tcW w:type="dxa" w:w="2801"/>
           </w:tcPr>
           <w:p>
             <w:pPr>
@@ -2772,13 +2788,13 @@
                 <w:i w:val="0"/>
                 <w:sz w:val="18"/>
               </w:rPr>
-              <w:t>Every weekday, 70–90 patients wait for one machine</w:t>
+              <w:t>One machine, 70–90 patients a day, long waits</w:t>
             </w:r>
           </w:p>
         </w:tc>
         <w:tc>
           <w:tcPr>
-            <w:tcW w:type="dxa" w:w="3188"/>
+            <w:tcW w:type="dxa" w:w="3526"/>
           </w:tcPr>
           <w:p>
             <w:pPr>
@@ -2790,13 +2806,13 @@
                 <w:i w:val="0"/>
                 <w:sz w:val="18"/>
               </w:rPr>
-              <w:t>The department's records: one patient in ten waits over 109 min, 22% are treated over an hour late, and the median wait grows from 19 min in the morning to 66 min in the evening. India: 69% of centres have one machine</w:t>
+              <w:t>One patient in ten waits over 109 min; 22% are treated over an hour late; the wait grows from 19 min in the morning to 66 in the evening</w:t>
             </w:r>
           </w:p>
         </w:tc>
         <w:tc>
           <w:tcPr>
-            <w:tcW w:type="dxa" w:w="3188"/>
+            <w:tcW w:type="dxa" w:w="2751"/>
           </w:tcPr>
           <w:p>
             <w:pPr>
@@ -2808,7 +2824,7 @@
                 <w:i w:val="0"/>
                 <w:sz w:val="18"/>
               </w:rPr>
-              <w:t>Big numbers from the records</w:t>
+              <w:t>Two big numbers + a two-bar chart</w:t>
             </w:r>
           </w:p>
         </w:tc>
@@ -2816,7 +2832,7 @@
       <w:tr>
         <w:tc>
           <w:tcPr>
-            <w:tcW w:type="dxa" w:w="505"/>
+            <w:tcW w:type="dxa" w:w="559"/>
           </w:tcPr>
           <w:p>
             <w:pPr>
@@ -2834,7 +2850,7 @@
         </w:tc>
         <w:tc>
           <w:tcPr>
-            <w:tcW w:type="dxa" w:w="2756"/>
+            <w:tcW w:type="dxa" w:w="2801"/>
           </w:tcPr>
           <w:p>
             <w:pPr>
@@ -2846,13 +2862,13 @@
                 <w:i w:val="0"/>
                 <w:sz w:val="18"/>
               </w:rPr>
-              <w:t>Allocation under hard rules and soft priorities</w:t>
+              <w:t>It is not just booking appointments</w:t>
             </w:r>
           </w:p>
         </w:tc>
         <w:tc>
           <w:tcPr>
-            <w:tcW w:type="dxa" w:w="3188"/>
+            <w:tcW w:type="dxa" w:w="3526"/>
           </w:tcPr>
           <w:p>
             <w:pPr>
@@ -2864,13 +2880,13 @@
                 <w:i w:val="0"/>
                 <w:sz w:val="18"/>
               </w:rPr>
-              <w:t>Hard rules (new starts by 17:00, 10:00–17:00 complex window, blood slot, one breast board and one ABC, MHRC bus, public transport by 21:00, urgent by 18:00, one standing slot for the course) versus soft priorities (paying patients' times, older patients, flexible patients in the evening)</w:t>
+              <w:t>Sessions differ, rules must hold, the day changes; each patient keeps one slot for the whole course</w:t>
             </w:r>
           </w:p>
         </w:tc>
         <w:tc>
           <w:tcPr>
-            <w:tcW w:type="dxa" w:w="3188"/>
+            <w:tcW w:type="dxa" w:w="2751"/>
           </w:tcPr>
           <w:p>
             <w:pPr>
@@ -2882,7 +2898,7 @@
                 <w:i w:val="0"/>
                 <w:sz w:val="18"/>
               </w:rPr>
-              <w:t>Two rule cards</w:t>
+              <w:t>Three cards</w:t>
             </w:r>
           </w:p>
         </w:tc>
@@ -2890,7 +2906,7 @@
       <w:tr>
         <w:tc>
           <w:tcPr>
-            <w:tcW w:type="dxa" w:w="505"/>
+            <w:tcW w:type="dxa" w:w="559"/>
           </w:tcPr>
           <w:p>
             <w:pPr>
@@ -2908,7 +2924,7 @@
         </w:tc>
         <w:tc>
           <w:tcPr>
-            <w:tcW w:type="dxa" w:w="2756"/>
+            <w:tcW w:type="dxa" w:w="2801"/>
           </w:tcPr>
           <w:p>
             <w:pPr>
@@ -2920,13 +2936,13 @@
                 <w:i w:val="0"/>
                 <w:sz w:val="18"/>
               </w:rPr>
-              <w:t>We compared five ways to build it</w:t>
+              <w:t>We compared five ways; a hybrid scored best</w:t>
             </w:r>
           </w:p>
         </w:tc>
         <w:tc>
           <w:tcPr>
-            <w:tcW w:type="dxa" w:w="3188"/>
+            <w:tcW w:type="dxa" w:w="3526"/>
           </w:tcPr>
           <w:p>
             <w:pPr>
@@ -2938,13 +2954,13 @@
                 <w:i w:val="0"/>
                 <w:sz w:val="18"/>
               </w:rPr>
-              <w:t>Rules, LLM-only, static optimisation, deep RL, hybrid. The hybrid wins at 4.85/5</w:t>
+              <w:t>Templates 3.1, LLM alone 2.6, optimisation alone 3.6, reinforcement learning 2.5, hybrid 4.85 out of 5</w:t>
             </w:r>
           </w:p>
         </w:tc>
         <w:tc>
           <w:tcPr>
-            <w:tcW w:type="dxa" w:w="3188"/>
+            <w:tcW w:type="dxa" w:w="2751"/>
           </w:tcPr>
           <w:p>
             <w:pPr>
@@ -2956,7 +2972,7 @@
                 <w:i w:val="0"/>
                 <w:sz w:val="18"/>
               </w:rPr>
-              <w:t>Decision table</w:t>
+              <w:t>Bar chart of scores</w:t>
             </w:r>
           </w:p>
         </w:tc>
@@ -2964,7 +2980,7 @@
       <w:tr>
         <w:tc>
           <w:tcPr>
-            <w:tcW w:type="dxa" w:w="505"/>
+            <w:tcW w:type="dxa" w:w="559"/>
           </w:tcPr>
           <w:p>
             <w:pPr>
@@ -2982,7 +2998,7 @@
         </w:tc>
         <w:tc>
           <w:tcPr>
-            <w:tcW w:type="dxa" w:w="2756"/>
+            <w:tcW w:type="dxa" w:w="2801"/>
           </w:tcPr>
           <w:p>
             <w:pPr>
@@ -2994,13 +3010,13 @@
                 <w:i w:val="0"/>
                 <w:sz w:val="18"/>
               </w:rPr>
-              <w:t>How RAD-SMART works, and who decides</w:t>
+              <w:t>Four steps, and a person decides</w:t>
             </w:r>
           </w:p>
         </w:tc>
         <w:tc>
           <w:tcPr>
-            <w:tcW w:type="dxa" w:w="3188"/>
+            <w:tcW w:type="dxa" w:w="3526"/>
           </w:tcPr>
           <w:p>
             <w:pPr>
@@ -3012,13 +3028,13 @@
                 <w:i w:val="0"/>
                 <w:sz w:val="18"/>
               </w:rPr>
-              <w:t>Predict, optimise, simulate, explain, each with its PoC result; then the four points in the day where a named person decides, and the light-touch data sources</w:t>
+              <w:t>Predict, plan, test, tell; the doctor approves each course, a technologist or doctor every change on the day</w:t>
             </w:r>
           </w:p>
         </w:tc>
         <w:tc>
           <w:tcPr>
-            <w:tcW w:type="dxa" w:w="3188"/>
+            <w:tcW w:type="dxa" w:w="2751"/>
           </w:tcPr>
           <w:p>
             <w:pPr>
@@ -3030,7 +3046,7 @@
                 <w:i w:val="0"/>
                 <w:sz w:val="18"/>
               </w:rPr>
-              <w:t>Four technique tiles + a human-in-the-loop band</w:t>
+              <w:t>Four step cards + approval band</w:t>
             </w:r>
           </w:p>
         </w:tc>
@@ -3038,7 +3054,7 @@
       <w:tr>
         <w:tc>
           <w:tcPr>
-            <w:tcW w:type="dxa" w:w="505"/>
+            <w:tcW w:type="dxa" w:w="559"/>
           </w:tcPr>
           <w:p>
             <w:pPr>
@@ -3056,7 +3072,7 @@
         </w:tc>
         <w:tc>
           <w:tcPr>
-            <w:tcW w:type="dxa" w:w="2756"/>
+            <w:tcW w:type="dxa" w:w="2801"/>
           </w:tcPr>
           <w:p>
             <w:pPr>
@@ -3068,13 +3084,13 @@
                 <w:i w:val="0"/>
                 <w:sz w:val="18"/>
               </w:rPr>
-              <w:t>From the visit page to the treatment day</w:t>
+              <w:t>One button on the patient's page</w:t>
             </w:r>
           </w:p>
         </w:tc>
         <w:tc>
           <w:tcPr>
-            <w:tcW w:type="dxa" w:w="3188"/>
+            <w:tcW w:type="dxa" w:w="3526"/>
           </w:tcPr>
           <w:p>
             <w:pPr>
@@ -3086,13 +3102,13 @@
                 <w:i w:val="0"/>
                 <w:sz w:val="18"/>
               </w:rPr>
-              <w:t>The application in CARE: the doctor's RADSMART button, intake and approval; the technologist's day board; breakdowns of 15 min to 48 h approved before anyone is told</w:t>
+              <w:t>The working app in CARE: doctor, technologist, breakdown</w:t>
             </w:r>
           </w:p>
         </w:tc>
         <w:tc>
           <w:tcPr>
-            <w:tcW w:type="dxa" w:w="3188"/>
+            <w:tcW w:type="dxa" w:w="2751"/>
           </w:tcPr>
           <w:p>
             <w:pPr>
@@ -3104,7 +3120,7 @@
                 <w:i w:val="0"/>
                 <w:sz w:val="18"/>
               </w:rPr>
-              <w:t>Visit-page button + proposal screenshot</w:t>
+              <w:t>Two screenshots</w:t>
             </w:r>
           </w:p>
         </w:tc>
@@ -3112,7 +3128,7 @@
       <w:tr>
         <w:tc>
           <w:tcPr>
-            <w:tcW w:type="dxa" w:w="505"/>
+            <w:tcW w:type="dxa" w:w="559"/>
           </w:tcPr>
           <w:p>
             <w:pPr>
@@ -3130,7 +3146,7 @@
         </w:tc>
         <w:tc>
           <w:tcPr>
-            <w:tcW w:type="dxa" w:w="2756"/>
+            <w:tcW w:type="dxa" w:w="2801"/>
           </w:tcPr>
           <w:p>
             <w:pPr>
@@ -3142,13 +3158,13 @@
                 <w:i w:val="0"/>
                 <w:sz w:val="18"/>
               </w:rPr>
-              <w:t>One optimised day, with every rule held</w:t>
+              <w:t>Long waits fall by more than a third</w:t>
             </w:r>
           </w:p>
         </w:tc>
         <w:tc>
           <w:tcPr>
-            <w:tcW w:type="dxa" w:w="3188"/>
+            <w:tcW w:type="dxa" w:w="3526"/>
           </w:tcPr>
           <w:p>
             <w:pPr>
@@ -3160,13 +3176,13 @@
                 <w:i w:val="0"/>
                 <w:sz w:val="18"/>
               </w:rPr>
-              <w:t>87 patients from 08:30 to 00:39, all 8 hard rules re-checked, a reason for every placement</w:t>
+              <w:t>Department's 55 days replayed: 109 → 70 min (−35%); 12 simulated weeks: 82 → 49 min (−40%); over an hour late 22% → 6%; the trade-off: a later evening</w:t>
             </w:r>
           </w:p>
         </w:tc>
         <w:tc>
           <w:tcPr>
-            <w:tcW w:type="dxa" w:w="3188"/>
+            <w:tcW w:type="dxa" w:w="2751"/>
           </w:tcPr>
           <w:p>
             <w:pPr>
@@ -3174,20 +3190,11 @@
             </w:pPr>
             <w:r>
               <w:rPr>
-                <w:rFonts w:ascii="Consolas" w:hAnsi="Consolas"/>
                 <w:b w:val="0"/>
                 <w:i w:val="0"/>
                 <w:sz w:val="18"/>
               </w:rPr>
-              <w:t>fig3</w:t>
-            </w:r>
-            <w:r>
-              <w:rPr>
-                <w:b w:val="0"/>
-                <w:i w:val="0"/>
-                <w:sz w:val="18"/>
-              </w:rPr>
-              <w:t xml:space="preserve"> day Gantt</w:t>
+              <w:t>Two before/after bar pairs + three tiles</w:t>
             </w:r>
           </w:p>
         </w:tc>
@@ -3195,7 +3202,7 @@
       <w:tr>
         <w:tc>
           <w:tcPr>
-            <w:tcW w:type="dxa" w:w="505"/>
+            <w:tcW w:type="dxa" w:w="559"/>
           </w:tcPr>
           <w:p>
             <w:pPr>
@@ -3213,7 +3220,7 @@
         </w:tc>
         <w:tc>
           <w:tcPr>
-            <w:tcW w:type="dxa" w:w="2756"/>
+            <w:tcW w:type="dxa" w:w="2801"/>
           </w:tcPr>
           <w:p>
             <w:pPr>
@@ -3225,13 +3232,13 @@
                 <w:i w:val="0"/>
                 <w:sz w:val="18"/>
               </w:rPr>
-              <w:t>Fewer long waits, and times that hold</w:t>
+              <w:t>A new plan in seconds, not a lost day</w:t>
             </w:r>
           </w:p>
         </w:tc>
         <w:tc>
           <w:tcPr>
-            <w:tcW w:type="dxa" w:w="3188"/>
+            <w:tcW w:type="dxa" w:w="3526"/>
           </w:tcPr>
           <w:p>
             <w:pPr>
@@ -3243,13 +3250,13 @@
                 <w:i w:val="0"/>
                 <w:sz w:val="18"/>
               </w:rPr>
-              <w:t>Against the busiest recorded days: 90th-percentile wait 130 → 76 min; over an hour late 27% → 6%; evening median 66 → 36 min; after a 150-min machine fault 104 → 39 min with live re-planning. The median stays about the same, preparation included</w:t>
+              <w:t>Typical wait after a 2½-hour breakdown 104 → 39 min, after 45 minutes 53 → 37; the department's breakdown rules</w:t>
             </w:r>
           </w:p>
         </w:tc>
         <w:tc>
           <w:tcPr>
-            <w:tcW w:type="dxa" w:w="3188"/>
+            <w:tcW w:type="dxa" w:w="2751"/>
           </w:tcPr>
           <w:p>
             <w:pPr>
@@ -3257,20 +3264,11 @@
             </w:pPr>
             <w:r>
               <w:rPr>
-                <w:rFonts w:ascii="Consolas" w:hAnsi="Consolas"/>
                 <w:b w:val="0"/>
                 <w:i w:val="0"/>
                 <w:sz w:val="18"/>
               </w:rPr>
-              <w:t>fig1</w:t>
-            </w:r>
-            <w:r>
-              <w:rPr>
-                <w:b w:val="0"/>
-                <w:i w:val="0"/>
-                <w:sz w:val="18"/>
-              </w:rPr>
-              <w:t xml:space="preserve"> wait curves (records vs simulated) + KPI numbers</w:t>
+              <w:t>Two bar pairs + rules card</w:t>
             </w:r>
           </w:p>
         </w:tc>
@@ -3278,7 +3276,7 @@
       <w:tr>
         <w:tc>
           <w:tcPr>
-            <w:tcW w:type="dxa" w:w="505"/>
+            <w:tcW w:type="dxa" w:w="559"/>
           </w:tcPr>
           <w:p>
             <w:pPr>
@@ -3296,7 +3294,7 @@
         </w:tc>
         <w:tc>
           <w:tcPr>
-            <w:tcW w:type="dxa" w:w="2756"/>
+            <w:tcW w:type="dxa" w:w="2801"/>
           </w:tcPr>
           <w:p>
             <w:pPr>
@@ -3308,13 +3306,13 @@
                 <w:i w:val="0"/>
                 <w:sz w:val="18"/>
               </w:rPr>
-              <w:t>Both datasets: far fewer long waits, at a price</w:t>
+              <w:t>Safe by design, then a 90-day pilot</w:t>
             </w:r>
           </w:p>
         </w:tc>
         <w:tc>
           <w:tcPr>
-            <w:tcW w:type="dxa" w:w="3188"/>
+            <w:tcW w:type="dxa" w:w="3526"/>
           </w:tcPr>
           <w:p>
             <w:pPr>
@@ -3326,51 +3324,13 @@
                 <w:i w:val="0"/>
                 <w:sz w:val="18"/>
               </w:rPr>
-              <w:t>Original (55 recorded days): 108.6 → 70.4 min; simulated (12 weeks, standing slots): 82 → 49 min; the price: a later evening, some new starts a little later, fewer requested times kept</w:t>
+              <w:t>Measure, shadow, live; target 25% shorter long waits; four guardrails; the ask</w:t>
             </w:r>
           </w:p>
         </w:tc>
         <w:tc>
           <w:tcPr>
-            <w:tcW w:type="dxa" w:w="3188"/>
-          </w:tcPr>
-          <w:p>
-            <w:pPr>
-              <w:spacing w:after="0"/>
-            </w:pPr>
-            <w:r>
-              <w:rPr>
-                <w:rFonts w:ascii="Consolas" w:hAnsi="Consolas"/>
-                <w:b w:val="0"/>
-                <w:i w:val="0"/>
-                <w:sz w:val="18"/>
-              </w:rPr>
-              <w:t>fig7</w:t>
-            </w:r>
-            <w:r>
-              <w:rPr>
-                <w:b w:val="0"/>
-                <w:i w:val="0"/>
-                <w:sz w:val="18"/>
-              </w:rPr>
-              <w:t xml:space="preserve"> + </w:t>
-            </w:r>
-            <w:r>
-              <w:rPr>
-                <w:rFonts w:ascii="Consolas" w:hAnsi="Consolas"/>
-                <w:b w:val="0"/>
-                <w:i w:val="0"/>
-                <w:sz w:val="18"/>
-              </w:rPr>
-              <w:t>fig8</w:t>
-            </w:r>
-          </w:p>
-        </w:tc>
-      </w:tr>
-      <w:tr>
-        <w:tc>
-          <w:tcPr>
-            <w:tcW w:type="dxa" w:w="505"/>
+            <w:tcW w:type="dxa" w:w="2751"/>
           </w:tcPr>
           <w:p>
             <w:pPr>
@@ -3382,61 +3342,7 @@
                 <w:i w:val="0"/>
                 <w:sz w:val="18"/>
               </w:rPr>
-              <w:t>10</w:t>
-            </w:r>
-          </w:p>
-        </w:tc>
-        <w:tc>
-          <w:tcPr>
-            <w:tcW w:type="dxa" w:w="2756"/>
-          </w:tcPr>
-          <w:p>
-            <w:pPr>
-              <w:spacing w:after="0"/>
-            </w:pPr>
-            <w:r>
-              <w:rPr>
-                <w:b w:val="0"/>
-                <w:i w:val="0"/>
-                <w:sz w:val="18"/>
-              </w:rPr>
-              <w:t>Safe by design, then 90 days on the Versa HD</w:t>
-            </w:r>
-          </w:p>
-        </w:tc>
-        <w:tc>
-          <w:tcPr>
-            <w:tcW w:type="dxa" w:w="3188"/>
-          </w:tcPr>
-          <w:p>
-            <w:pPr>
-              <w:spacing w:after="0"/>
-            </w:pPr>
-            <w:r>
-              <w:rPr>
-                <w:b w:val="0"/>
-                <w:i w:val="0"/>
-                <w:sz w:val="18"/>
-              </w:rPr>
-              <w:t>Six guardrails (approval, independent rule check, clinicians decide, no identifiers to AI, audit trail, synthetic and anonymised data); baseline 2 weeks, shadow 3 weeks, live 8 weeks; primary KPI: 90th-percentile wait at least 25% lower (records: 109 min); the ask</w:t>
-            </w:r>
-          </w:p>
-        </w:tc>
-        <w:tc>
-          <w:tcPr>
-            <w:tcW w:type="dxa" w:w="3188"/>
-          </w:tcPr>
-          <w:p>
-            <w:pPr>
-              <w:spacing w:after="0"/>
-            </w:pPr>
-            <w:r>
-              <w:rPr>
-                <w:b w:val="0"/>
-                <w:i w:val="0"/>
-                <w:sz w:val="18"/>
-              </w:rPr>
-              <w:t>Guardrail list + pilot timeline and KPI cards</w:t>
+              <w:t>Timeline + two cards</w:t>
             </w:r>
           </w:p>
         </w:tc>
@@ -3453,23 +3359,7 @@
           <w:b w:val="0"/>
           <w:i w:val="0"/>
         </w:rPr>
-        <w:t xml:space="preserve">The earlier 14-slide version, including the separate downtime-recovery and two-machine-forecast slides, is in the repository's git history (commit </w:t>
-      </w:r>
-      <w:r>
-        <w:rPr>
-          <w:rFonts w:ascii="Consolas" w:hAnsi="Consolas"/>
-          <w:b w:val="0"/>
-          <w:i w:val="0"/>
-          <w:sz w:val="18"/>
-        </w:rPr>
-        <w:t>af992f8</w:t>
-      </w:r>
-      <w:r>
-        <w:rPr>
-          <w:b w:val="0"/>
-          <w:i w:val="0"/>
-        </w:rPr>
-        <w:t>) if a longer deck is ever needed.</w:t>
+        <w:t>Earlier, longer versions of the deck (with the day Gantt and the wait curves) are in the repository's git history.</w:t>
       </w:r>
     </w:p>
     <w:p>
